--- a/transcripts/Oilfield 360/OF360 Transcript Files/OF360-04-26-Jackson Wise.docx
+++ b/transcripts/Oilfield 360/OF360 Transcript Files/OF360-04-26-Jackson Wise.docx
@@ -1,7 +1,6 @@
 
 <file path=word/document.xml><?xml version="1.0" encoding="utf-8"?>
-<w:document xmlns:wpc="http://schemas.microsoft.com/office/word/2010/wordprocessingCanvas" xmlns:mc="http://schemas.openxmlformats.org/markup-compatibility/2006" xmlns:o="urn:schemas-microsoft-com:office:office" xmlns:r="http://schemas.openxmlformats.org/officeDocument/2006/relationships" xmlns:m="http://schemas.openxmlformats.org/officeDocument/2006/math" xmlns:v="urn:schemas-microsoft-com:vml" xmlns:wp14="http://schemas.microsoft.com/office/word/2010/wordprocessingDrawing" xmlns:wp="http://schemas.openxmlformats.org/drawingml/2006/wordprocessingDrawing" xmlns:w10="urn:schemas-microsoft-com:office:word" xmlns:w="http://schemas.openxmlformats.org/wordprocessingml/2006/main" xmlns:w14="http://schemas.microsoft.com/office/word/2010/wordml" xmlns:w15="http://schemas.microsoft.com/office/word/2012/wordml" xmlns:wpg="http://schemas.microsoft.com/office/word/2010/wordprocessingGroup" xmlns:wpi="http://schemas.microsoft.com/office/word/2010/wordprocessingInk" xmlns:wne="http://schemas.microsoft.com/office/word/2006/wordml" xmlns:wps="http://schemas.microsoft.com/office/word/2010/wordprocessingShape" mc:Ignorable="w14 w15 wp14">
-  <w:background w:color="FFFFFF"/>
+<w:document xmlns:wpc="http://schemas.microsoft.com/office/word/2010/wordprocessingCanvas" xmlns:mc="http://schemas.openxmlformats.org/markup-compatibility/2006" xmlns:o="urn:schemas-microsoft-com:office:office" xmlns:r="http://schemas.openxmlformats.org/officeDocument/2006/relationships" xmlns:m="http://schemas.openxmlformats.org/officeDocument/2006/math" xmlns:v="urn:schemas-microsoft-com:vml" xmlns:wp14="http://schemas.microsoft.com/office/word/2010/wordprocessingDrawing" xmlns:wp="http://schemas.openxmlformats.org/drawingml/2006/wordprocessingDrawing" xmlns:w10="urn:schemas-microsoft-com:office:word" xmlns:w="http://schemas.openxmlformats.org/wordprocessingml/2006/main" xmlns:w14="http://schemas.microsoft.com/office/word/2010/wordml" xmlns:w15="http://schemas.microsoft.com/office/word/2012/wordml" xmlns:wpg="http://schemas.microsoft.com/office/word/2010/wordprocessingGroup" xmlns:wpi="http://schemas.microsoft.com/office/word/2010/wordprocessingInk" xmlns:wne="http://schemas.microsoft.com/office/word/2006/wordml" xmlns:wps="http://schemas.microsoft.com/office/word/2010/wordprocessingShape" xmlns:cx="http://schemas.microsoft.com/office/drawing/2014/chartex" xmlns:cx1="http://schemas.microsoft.com/office/drawing/2015/9/8/chartex" xmlns:cx2="http://schemas.microsoft.com/office/drawing/2015/10/21/chartex" xmlns:cx3="http://schemas.microsoft.com/office/drawing/2016/5/9/chartex" xmlns:cx4="http://schemas.microsoft.com/office/drawing/2016/5/10/chartex" xmlns:cx5="http://schemas.microsoft.com/office/drawing/2016/5/11/chartex" xmlns:cx6="http://schemas.microsoft.com/office/drawing/2016/5/12/chartex" xmlns:cx7="http://schemas.microsoft.com/office/drawing/2016/5/13/chartex" xmlns:cx8="http://schemas.microsoft.com/office/drawing/2016/5/14/chartex" xmlns:aink="http://schemas.microsoft.com/office/drawing/2016/ink" xmlns:am3d="http://schemas.microsoft.com/office/drawing/2017/model3d" xmlns:w16cex="http://schemas.microsoft.com/office/word/2018/wordml/cex" xmlns:w16cid="http://schemas.microsoft.com/office/word/2016/wordml/cid" xmlns:w16="http://schemas.microsoft.com/office/word/2018/wordml" xmlns:w16sdtdh="http://schemas.microsoft.com/office/word/2020/wordml/sdtdatahash" xmlns:w16se="http://schemas.microsoft.com/office/word/2015/wordml/symex" mc:Ignorable="w14 w15 wp14">
   <w:body>
     <w:p>
       <w:pPr>
@@ -26,8 +25,8 @@
       </w:r>
       <w:r>
         <w:rPr>
-          <w:b w:val="true"/>
-          <w:bCs w:val="true"/>
+          <w:b/>
+          <w:bCs/>
           <w:color w:val="489872"/>
         </w:rPr>
         <w:t xml:space="preserve">AI:</w:t>
@@ -51,8 +50,8 @@
       </w:r>
       <w:r>
         <w:rPr>
-          <w:b w:val="true"/>
-          <w:bCs w:val="true"/>
+          <w:b/>
+          <w:bCs/>
           <w:color w:val="489872"/>
         </w:rPr>
         <w:t xml:space="preserve">AI:</w:t>
@@ -76,8 +75,8 @@
       </w:r>
       <w:r>
         <w:rPr>
-          <w:b w:val="true"/>
-          <w:bCs w:val="true"/>
+          <w:b/>
+          <w:bCs/>
           <w:color w:val="489872"/>
         </w:rPr>
         <w:t xml:space="preserve">AI:</w:t>
@@ -110,8 +109,8 @@
       </w:r>
       <w:r>
         <w:rPr>
-          <w:b w:val="true"/>
-          <w:bCs w:val="true"/>
+          <w:b/>
+          <w:bCs/>
           <w:color w:val="489872"/>
         </w:rPr>
         <w:t xml:space="preserve">AI:</w:t>
@@ -135,8 +134,8 @@
       </w:r>
       <w:r>
         <w:rPr>
-          <w:b w:val="true"/>
-          <w:bCs w:val="true"/>
+          <w:b/>
+          <w:bCs/>
           <w:color w:val="489872"/>
         </w:rPr>
         <w:t xml:space="preserve">AI:</w:t>
@@ -160,8 +159,8 @@
       </w:r>
       <w:r>
         <w:rPr>
-          <w:b w:val="true"/>
-          <w:bCs w:val="true"/>
+          <w:b/>
+          <w:bCs/>
           <w:color w:val="9C5DE1"/>
         </w:rPr>
         <w:t xml:space="preserve">David de Roode:</w:t>
@@ -194,8 +193,8 @@
       </w:r>
       <w:r>
         <w:rPr>
-          <w:b w:val="true"/>
-          <w:bCs w:val="true"/>
+          <w:b/>
+          <w:bCs/>
           <w:color w:val="DC7D3E"/>
         </w:rPr>
         <w:t xml:space="preserve">Victoria Beard Queen:</w:t>
@@ -219,8 +218,8 @@
       </w:r>
       <w:r>
         <w:rPr>
-          <w:b w:val="true"/>
-          <w:bCs w:val="true"/>
+          <w:b/>
+          <w:bCs/>
           <w:color w:val="9C5DE1"/>
         </w:rPr>
         <w:t xml:space="preserve">David de Roode:</w:t>
@@ -244,8 +243,8 @@
       </w:r>
       <w:r>
         <w:rPr>
-          <w:b w:val="true"/>
-          <w:bCs w:val="true"/>
+          <w:b/>
+          <w:bCs/>
           <w:color w:val="9C5DE1"/>
         </w:rPr>
         <w:t xml:space="preserve">David de Roode:</w:t>
@@ -269,8 +268,8 @@
       </w:r>
       <w:r>
         <w:rPr>
-          <w:b w:val="true"/>
-          <w:bCs w:val="true"/>
+          <w:b/>
+          <w:bCs/>
           <w:color w:val="DC7D3E"/>
         </w:rPr>
         <w:t xml:space="preserve">Victoria Beard Queen:</w:t>
@@ -294,8 +293,8 @@
       </w:r>
       <w:r>
         <w:rPr>
-          <w:b w:val="true"/>
-          <w:bCs w:val="true"/>
+          <w:b/>
+          <w:bCs/>
           <w:color w:val="9C5DE1"/>
         </w:rPr>
         <w:t xml:space="preserve">David de Roode:</w:t>
@@ -319,8 +318,8 @@
       </w:r>
       <w:r>
         <w:rPr>
-          <w:b w:val="true"/>
-          <w:bCs w:val="true"/>
+          <w:b/>
+          <w:bCs/>
           <w:color w:val="9C5DE1"/>
         </w:rPr>
         <w:t xml:space="preserve">David de Roode:</w:t>
@@ -344,8 +343,8 @@
       </w:r>
       <w:r>
         <w:rPr>
-          <w:b w:val="true"/>
-          <w:bCs w:val="true"/>
+          <w:b/>
+          <w:bCs/>
           <w:color w:val="DC7D3E"/>
         </w:rPr>
         <w:t xml:space="preserve">Victoria Beard Queen:</w:t>
@@ -369,8 +368,8 @@
       </w:r>
       <w:r>
         <w:rPr>
-          <w:b w:val="true"/>
-          <w:bCs w:val="true"/>
+          <w:b/>
+          <w:bCs/>
           <w:color w:val="9C5DE1"/>
         </w:rPr>
         <w:t xml:space="preserve">David de Roode:</w:t>
@@ -394,8 +393,8 @@
       </w:r>
       <w:r>
         <w:rPr>
-          <w:b w:val="true"/>
-          <w:bCs w:val="true"/>
+          <w:b/>
+          <w:bCs/>
           <w:color w:val="9C5DE1"/>
         </w:rPr>
         <w:t xml:space="preserve">David de Roode:</w:t>
@@ -428,8 +427,8 @@
       </w:r>
       <w:r>
         <w:rPr>
-          <w:b w:val="true"/>
-          <w:bCs w:val="true"/>
+          <w:b/>
+          <w:bCs/>
           <w:color w:val="DC7D3E"/>
         </w:rPr>
         <w:t xml:space="preserve">Victoria Beard Queen:</w:t>
@@ -453,8 +452,8 @@
       </w:r>
       <w:r>
         <w:rPr>
-          <w:b w:val="true"/>
-          <w:bCs w:val="true"/>
+          <w:b/>
+          <w:bCs/>
           <w:color w:val="583E31"/>
         </w:rPr>
         <w:t xml:space="preserve">Jackson Wise:</w:t>
@@ -478,8 +477,8 @@
       </w:r>
       <w:r>
         <w:rPr>
-          <w:b w:val="true"/>
-          <w:bCs w:val="true"/>
+          <w:b/>
+          <w:bCs/>
           <w:color w:val="9C5DE1"/>
         </w:rPr>
         <w:t xml:space="preserve">David de Roode:</w:t>
@@ -503,8 +502,8 @@
       </w:r>
       <w:r>
         <w:rPr>
-          <w:b w:val="true"/>
-          <w:bCs w:val="true"/>
+          <w:b/>
+          <w:bCs/>
           <w:color w:val="9C5DE1"/>
         </w:rPr>
         <w:t xml:space="preserve">David de Roode:</w:t>
@@ -528,8 +527,8 @@
       </w:r>
       <w:r>
         <w:rPr>
-          <w:b w:val="true"/>
-          <w:bCs w:val="true"/>
+          <w:b/>
+          <w:bCs/>
           <w:color w:val="583E31"/>
         </w:rPr>
         <w:t xml:space="preserve">Jackson Wise:</w:t>
@@ -553,8 +552,8 @@
       </w:r>
       <w:r>
         <w:rPr>
-          <w:b w:val="true"/>
-          <w:bCs w:val="true"/>
+          <w:b/>
+          <w:bCs/>
           <w:color w:val="9C5DE1"/>
         </w:rPr>
         <w:t xml:space="preserve">David de Roode:</w:t>
@@ -578,8 +577,8 @@
       </w:r>
       <w:r>
         <w:rPr>
-          <w:b w:val="true"/>
-          <w:bCs w:val="true"/>
+          <w:b/>
+          <w:bCs/>
           <w:color w:val="583E31"/>
         </w:rPr>
         <w:t xml:space="preserve">Jackson Wise:</w:t>
@@ -603,8 +602,8 @@
       </w:r>
       <w:r>
         <w:rPr>
-          <w:b w:val="true"/>
-          <w:bCs w:val="true"/>
+          <w:b/>
+          <w:bCs/>
           <w:color w:val="9C5DE1"/>
         </w:rPr>
         <w:t xml:space="preserve">David de Roode:</w:t>
@@ -628,8 +627,8 @@
       </w:r>
       <w:r>
         <w:rPr>
-          <w:b w:val="true"/>
-          <w:bCs w:val="true"/>
+          <w:b/>
+          <w:bCs/>
           <w:color w:val="9C5DE1"/>
         </w:rPr>
         <w:t xml:space="preserve">David de Roode:</w:t>
@@ -653,8 +652,8 @@
       </w:r>
       <w:r>
         <w:rPr>
-          <w:b w:val="true"/>
-          <w:bCs w:val="true"/>
+          <w:b/>
+          <w:bCs/>
           <w:color w:val="583E31"/>
         </w:rPr>
         <w:t xml:space="preserve">Jackson Wise:</w:t>
@@ -687,8 +686,8 @@
       </w:r>
       <w:r>
         <w:rPr>
-          <w:b w:val="true"/>
-          <w:bCs w:val="true"/>
+          <w:b/>
+          <w:bCs/>
           <w:color w:val="583E31"/>
         </w:rPr>
         <w:t xml:space="preserve">Jackson Wise:</w:t>
@@ -712,8 +711,8 @@
       </w:r>
       <w:r>
         <w:rPr>
-          <w:b w:val="true"/>
-          <w:bCs w:val="true"/>
+          <w:b/>
+          <w:bCs/>
           <w:color w:val="9C5DE1"/>
         </w:rPr>
         <w:t xml:space="preserve">David de Roode:</w:t>
@@ -737,8 +736,8 @@
       </w:r>
       <w:r>
         <w:rPr>
-          <w:b w:val="true"/>
-          <w:bCs w:val="true"/>
+          <w:b/>
+          <w:bCs/>
           <w:color w:val="583E31"/>
         </w:rPr>
         <w:t xml:space="preserve">Jackson Wise:</w:t>
@@ -762,8 +761,8 @@
       </w:r>
       <w:r>
         <w:rPr>
-          <w:b w:val="true"/>
-          <w:bCs w:val="true"/>
+          <w:b/>
+          <w:bCs/>
           <w:color w:val="583E31"/>
         </w:rPr>
         <w:t xml:space="preserve">Jackson Wise:</w:t>
@@ -787,8 +786,8 @@
       </w:r>
       <w:r>
         <w:rPr>
-          <w:b w:val="true"/>
-          <w:bCs w:val="true"/>
+          <w:b/>
+          <w:bCs/>
           <w:color w:val="583E31"/>
         </w:rPr>
         <w:t xml:space="preserve">Jackson Wise:</w:t>
@@ -812,8 +811,8 @@
       </w:r>
       <w:r>
         <w:rPr>
-          <w:b w:val="true"/>
-          <w:bCs w:val="true"/>
+          <w:b/>
+          <w:bCs/>
           <w:color w:val="9C5DE1"/>
         </w:rPr>
         <w:t xml:space="preserve">David de Roode:</w:t>
@@ -837,8 +836,8 @@
       </w:r>
       <w:r>
         <w:rPr>
-          <w:b w:val="true"/>
-          <w:bCs w:val="true"/>
+          <w:b/>
+          <w:bCs/>
           <w:color w:val="583E31"/>
         </w:rPr>
         <w:t xml:space="preserve">Jackson Wise:</w:t>
@@ -871,8 +870,8 @@
       </w:r>
       <w:r>
         <w:rPr>
-          <w:b w:val="true"/>
-          <w:bCs w:val="true"/>
+          <w:b/>
+          <w:bCs/>
           <w:color w:val="583E31"/>
         </w:rPr>
         <w:t xml:space="preserve">Jackson Wise:</w:t>
@@ -896,8 +895,8 @@
       </w:r>
       <w:r>
         <w:rPr>
-          <w:b w:val="true"/>
-          <w:bCs w:val="true"/>
+          <w:b/>
+          <w:bCs/>
           <w:color w:val="9C5DE1"/>
         </w:rPr>
         <w:t xml:space="preserve">David de Roode:</w:t>
@@ -921,8 +920,8 @@
       </w:r>
       <w:r>
         <w:rPr>
-          <w:b w:val="true"/>
-          <w:bCs w:val="true"/>
+          <w:b/>
+          <w:bCs/>
           <w:color w:val="583E31"/>
         </w:rPr>
         <w:t xml:space="preserve">Jackson Wise:</w:t>
@@ -946,8 +945,8 @@
       </w:r>
       <w:r>
         <w:rPr>
-          <w:b w:val="true"/>
-          <w:bCs w:val="true"/>
+          <w:b/>
+          <w:bCs/>
           <w:color w:val="583E31"/>
         </w:rPr>
         <w:t xml:space="preserve">Jackson Wise:</w:t>
@@ -971,8 +970,8 @@
       </w:r>
       <w:r>
         <w:rPr>
-          <w:b w:val="true"/>
-          <w:bCs w:val="true"/>
+          <w:b/>
+          <w:bCs/>
           <w:color w:val="9C5DE1"/>
         </w:rPr>
         <w:t xml:space="preserve">David de Roode:</w:t>
@@ -996,8 +995,8 @@
       </w:r>
       <w:r>
         <w:rPr>
-          <w:b w:val="true"/>
-          <w:bCs w:val="true"/>
+          <w:b/>
+          <w:bCs/>
           <w:color w:val="583E31"/>
         </w:rPr>
         <w:t xml:space="preserve">Jackson Wise:</w:t>
@@ -1021,8 +1020,8 @@
       </w:r>
       <w:r>
         <w:rPr>
-          <w:b w:val="true"/>
-          <w:bCs w:val="true"/>
+          <w:b/>
+          <w:bCs/>
           <w:color w:val="583E31"/>
         </w:rPr>
         <w:t xml:space="preserve">Jackson Wise:</w:t>
@@ -1055,8 +1054,8 @@
       </w:r>
       <w:r>
         <w:rPr>
-          <w:b w:val="true"/>
-          <w:bCs w:val="true"/>
+          <w:b/>
+          <w:bCs/>
           <w:color w:val="583E31"/>
         </w:rPr>
         <w:t xml:space="preserve">Jackson Wise:</w:t>
@@ -1080,8 +1079,8 @@
       </w:r>
       <w:r>
         <w:rPr>
-          <w:b w:val="true"/>
-          <w:bCs w:val="true"/>
+          <w:b/>
+          <w:bCs/>
           <w:color w:val="583E31"/>
         </w:rPr>
         <w:t xml:space="preserve">Jackson Wise:</w:t>
@@ -1105,8 +1104,8 @@
       </w:r>
       <w:r>
         <w:rPr>
-          <w:b w:val="true"/>
-          <w:bCs w:val="true"/>
+          <w:b/>
+          <w:bCs/>
           <w:color w:val="583E31"/>
         </w:rPr>
         <w:t xml:space="preserve">Jackson Wise:</w:t>
@@ -1130,8 +1129,8 @@
       </w:r>
       <w:r>
         <w:rPr>
-          <w:b w:val="true"/>
-          <w:bCs w:val="true"/>
+          <w:b/>
+          <w:bCs/>
           <w:color w:val="9C5DE1"/>
         </w:rPr>
         <w:t xml:space="preserve">David de Roode:</w:t>
@@ -1155,8 +1154,8 @@
       </w:r>
       <w:r>
         <w:rPr>
-          <w:b w:val="true"/>
-          <w:bCs w:val="true"/>
+          <w:b/>
+          <w:bCs/>
           <w:color w:val="583E31"/>
         </w:rPr>
         <w:t xml:space="preserve">Jackson Wise:</w:t>
@@ -1189,8 +1188,8 @@
       </w:r>
       <w:r>
         <w:rPr>
-          <w:b w:val="true"/>
-          <w:bCs w:val="true"/>
+          <w:b/>
+          <w:bCs/>
           <w:color w:val="583E31"/>
         </w:rPr>
         <w:t xml:space="preserve">Jackson Wise:</w:t>
@@ -1214,8 +1213,8 @@
       </w:r>
       <w:r>
         <w:rPr>
-          <w:b w:val="true"/>
-          <w:bCs w:val="true"/>
+          <w:b/>
+          <w:bCs/>
           <w:color w:val="9C5DE1"/>
         </w:rPr>
         <w:t xml:space="preserve">David de Roode:</w:t>
@@ -1239,8 +1238,8 @@
       </w:r>
       <w:r>
         <w:rPr>
-          <w:b w:val="true"/>
-          <w:bCs w:val="true"/>
+          <w:b/>
+          <w:bCs/>
           <w:color w:val="583E31"/>
         </w:rPr>
         <w:t xml:space="preserve">Jackson Wise:</w:t>
@@ -1264,8 +1263,8 @@
       </w:r>
       <w:r>
         <w:rPr>
-          <w:b w:val="true"/>
-          <w:bCs w:val="true"/>
+          <w:b/>
+          <w:bCs/>
           <w:color w:val="9C5DE1"/>
         </w:rPr>
         <w:t xml:space="preserve">David de Roode:</w:t>
@@ -1289,8 +1288,8 @@
       </w:r>
       <w:r>
         <w:rPr>
-          <w:b w:val="true"/>
-          <w:bCs w:val="true"/>
+          <w:b/>
+          <w:bCs/>
           <w:color w:val="583E31"/>
         </w:rPr>
         <w:t xml:space="preserve">Jackson Wise:</w:t>
@@ -1314,8 +1313,8 @@
       </w:r>
       <w:r>
         <w:rPr>
-          <w:b w:val="true"/>
-          <w:bCs w:val="true"/>
+          <w:b/>
+          <w:bCs/>
           <w:color w:val="DC7D3E"/>
         </w:rPr>
         <w:t xml:space="preserve">Victoria Beard Queen:</w:t>
@@ -1339,8 +1338,8 @@
       </w:r>
       <w:r>
         <w:rPr>
-          <w:b w:val="true"/>
-          <w:bCs w:val="true"/>
+          <w:b/>
+          <w:bCs/>
           <w:color w:val="583E31"/>
         </w:rPr>
         <w:t xml:space="preserve">Jackson Wise:</w:t>
@@ -1364,8 +1363,8 @@
       </w:r>
       <w:r>
         <w:rPr>
-          <w:b w:val="true"/>
-          <w:bCs w:val="true"/>
+          <w:b/>
+          <w:bCs/>
           <w:color w:val="9C5DE1"/>
         </w:rPr>
         <w:t xml:space="preserve">David de Roode:</w:t>
@@ -1389,8 +1388,8 @@
       </w:r>
       <w:r>
         <w:rPr>
-          <w:b w:val="true"/>
-          <w:bCs w:val="true"/>
+          <w:b/>
+          <w:bCs/>
           <w:color w:val="583E31"/>
         </w:rPr>
         <w:t xml:space="preserve">Jackson Wise:</w:t>
@@ -1414,8 +1413,8 @@
       </w:r>
       <w:r>
         <w:rPr>
-          <w:b w:val="true"/>
-          <w:bCs w:val="true"/>
+          <w:b/>
+          <w:bCs/>
           <w:color w:val="DC7D3E"/>
         </w:rPr>
         <w:t xml:space="preserve">Victoria Beard Queen:</w:t>
@@ -1439,8 +1438,8 @@
       </w:r>
       <w:r>
         <w:rPr>
-          <w:b w:val="true"/>
-          <w:bCs w:val="true"/>
+          <w:b/>
+          <w:bCs/>
           <w:color w:val="DC7D3E"/>
         </w:rPr>
         <w:t xml:space="preserve">Victoria Beard Queen:</w:t>
@@ -1464,8 +1463,8 @@
       </w:r>
       <w:r>
         <w:rPr>
-          <w:b w:val="true"/>
-          <w:bCs w:val="true"/>
+          <w:b/>
+          <w:bCs/>
           <w:color w:val="9C5DE1"/>
         </w:rPr>
         <w:t xml:space="preserve">David de Roode:</w:t>
@@ -1489,8 +1488,8 @@
       </w:r>
       <w:r>
         <w:rPr>
-          <w:b w:val="true"/>
-          <w:bCs w:val="true"/>
+          <w:b/>
+          <w:bCs/>
           <w:color w:val="583E31"/>
         </w:rPr>
         <w:t xml:space="preserve">Jackson Wise:</w:t>
@@ -1514,8 +1513,8 @@
       </w:r>
       <w:r>
         <w:rPr>
-          <w:b w:val="true"/>
-          <w:bCs w:val="true"/>
+          <w:b/>
+          <w:bCs/>
           <w:color w:val="583E31"/>
         </w:rPr>
         <w:t xml:space="preserve">Jackson Wise:</w:t>
@@ -1548,8 +1547,8 @@
       </w:r>
       <w:r>
         <w:rPr>
-          <w:b w:val="true"/>
-          <w:bCs w:val="true"/>
+          <w:b/>
+          <w:bCs/>
           <w:color w:val="583E31"/>
         </w:rPr>
         <w:t xml:space="preserve">Jackson Wise:</w:t>
@@ -1573,8 +1572,8 @@
       </w:r>
       <w:r>
         <w:rPr>
-          <w:b w:val="true"/>
-          <w:bCs w:val="true"/>
+          <w:b/>
+          <w:bCs/>
           <w:color w:val="9C5DE1"/>
         </w:rPr>
         <w:t xml:space="preserve">David de Roode:</w:t>
@@ -1598,8 +1597,8 @@
       </w:r>
       <w:r>
         <w:rPr>
-          <w:b w:val="true"/>
-          <w:bCs w:val="true"/>
+          <w:b/>
+          <w:bCs/>
           <w:color w:val="583E31"/>
         </w:rPr>
         <w:t xml:space="preserve">Jackson Wise:</w:t>
@@ -1623,8 +1622,8 @@
       </w:r>
       <w:r>
         <w:rPr>
-          <w:b w:val="true"/>
-          <w:bCs w:val="true"/>
+          <w:b/>
+          <w:bCs/>
           <w:color w:val="583E31"/>
         </w:rPr>
         <w:t xml:space="preserve">Jackson Wise:</w:t>
@@ -1648,8 +1647,8 @@
       </w:r>
       <w:r>
         <w:rPr>
-          <w:b w:val="true"/>
-          <w:bCs w:val="true"/>
+          <w:b/>
+          <w:bCs/>
           <w:color w:val="9C5DE1"/>
         </w:rPr>
         <w:t xml:space="preserve">David de Roode:</w:t>
@@ -1682,8 +1681,8 @@
       </w:r>
       <w:r>
         <w:rPr>
-          <w:b w:val="true"/>
-          <w:bCs w:val="true"/>
+          <w:b/>
+          <w:bCs/>
           <w:color w:val="583E31"/>
         </w:rPr>
         <w:t xml:space="preserve">Jackson Wise:</w:t>
@@ -1707,8 +1706,8 @@
       </w:r>
       <w:r>
         <w:rPr>
-          <w:b w:val="true"/>
-          <w:bCs w:val="true"/>
+          <w:b/>
+          <w:bCs/>
           <w:color w:val="DC7D3E"/>
         </w:rPr>
         <w:t xml:space="preserve">Victoria Beard Queen:</w:t>
@@ -1732,8 +1731,8 @@
       </w:r>
       <w:r>
         <w:rPr>
-          <w:b w:val="true"/>
-          <w:bCs w:val="true"/>
+          <w:b/>
+          <w:bCs/>
           <w:color w:val="583E31"/>
         </w:rPr>
         <w:t xml:space="preserve">Jackson Wise:</w:t>
@@ -1757,8 +1756,8 @@
       </w:r>
       <w:r>
         <w:rPr>
-          <w:b w:val="true"/>
-          <w:bCs w:val="true"/>
+          <w:b/>
+          <w:bCs/>
           <w:color w:val="DC7D3E"/>
         </w:rPr>
         <w:t xml:space="preserve">Victoria Beard Queen:</w:t>
@@ -1782,8 +1781,8 @@
       </w:r>
       <w:r>
         <w:rPr>
-          <w:b w:val="true"/>
-          <w:bCs w:val="true"/>
+          <w:b/>
+          <w:bCs/>
           <w:color w:val="583E31"/>
         </w:rPr>
         <w:t xml:space="preserve">Jackson Wise:</w:t>
@@ -1807,8 +1806,8 @@
       </w:r>
       <w:r>
         <w:rPr>
-          <w:b w:val="true"/>
-          <w:bCs w:val="true"/>
+          <w:b/>
+          <w:bCs/>
           <w:color w:val="583E31"/>
         </w:rPr>
         <w:t xml:space="preserve">Jackson Wise:</w:t>
@@ -1832,8 +1831,8 @@
       </w:r>
       <w:r>
         <w:rPr>
-          <w:b w:val="true"/>
-          <w:bCs w:val="true"/>
+          <w:b/>
+          <w:bCs/>
           <w:color w:val="DC7D3E"/>
         </w:rPr>
         <w:t xml:space="preserve">Victoria Beard Queen:</w:t>
@@ -1857,8 +1856,8 @@
       </w:r>
       <w:r>
         <w:rPr>
-          <w:b w:val="true"/>
-          <w:bCs w:val="true"/>
+          <w:b/>
+          <w:bCs/>
           <w:color w:val="583E31"/>
         </w:rPr>
         <w:t xml:space="preserve">Jackson Wise:</w:t>
@@ -1882,8 +1881,8 @@
       </w:r>
       <w:r>
         <w:rPr>
-          <w:b w:val="true"/>
-          <w:bCs w:val="true"/>
+          <w:b/>
+          <w:bCs/>
           <w:color w:val="583E31"/>
         </w:rPr>
         <w:t xml:space="preserve">Jackson Wise:</w:t>
@@ -1916,8 +1915,8 @@
       </w:r>
       <w:r>
         <w:rPr>
-          <w:b w:val="true"/>
-          <w:bCs w:val="true"/>
+          <w:b/>
+          <w:bCs/>
           <w:color w:val="583E31"/>
         </w:rPr>
         <w:t xml:space="preserve">Jackson Wise:</w:t>
@@ -1941,8 +1940,8 @@
       </w:r>
       <w:r>
         <w:rPr>
-          <w:b w:val="true"/>
-          <w:bCs w:val="true"/>
+          <w:b/>
+          <w:bCs/>
           <w:color w:val="583E31"/>
         </w:rPr>
         <w:t xml:space="preserve">Jackson Wise:</w:t>
@@ -1975,8 +1974,8 @@
       </w:r>
       <w:r>
         <w:rPr>
-          <w:b w:val="true"/>
-          <w:bCs w:val="true"/>
+          <w:b/>
+          <w:bCs/>
           <w:color w:val="583E31"/>
         </w:rPr>
         <w:t xml:space="preserve">Jackson Wise:</w:t>
@@ -2000,8 +1999,8 @@
       </w:r>
       <w:r>
         <w:rPr>
-          <w:b w:val="true"/>
-          <w:bCs w:val="true"/>
+          <w:b/>
+          <w:bCs/>
           <w:color w:val="9C5DE1"/>
         </w:rPr>
         <w:t xml:space="preserve">David de Roode:</w:t>
@@ -2025,8 +2024,8 @@
       </w:r>
       <w:r>
         <w:rPr>
-          <w:b w:val="true"/>
-          <w:bCs w:val="true"/>
+          <w:b/>
+          <w:bCs/>
           <w:color w:val="583E31"/>
         </w:rPr>
         <w:t xml:space="preserve">Jackson Wise:</w:t>
@@ -2050,8 +2049,8 @@
       </w:r>
       <w:r>
         <w:rPr>
-          <w:b w:val="true"/>
-          <w:bCs w:val="true"/>
+          <w:b/>
+          <w:bCs/>
           <w:color w:val="583E31"/>
         </w:rPr>
         <w:t xml:space="preserve">Jackson Wise:</w:t>
@@ -2075,8 +2074,8 @@
       </w:r>
       <w:r>
         <w:rPr>
-          <w:b w:val="true"/>
-          <w:bCs w:val="true"/>
+          <w:b/>
+          <w:bCs/>
           <w:color w:val="583E31"/>
         </w:rPr>
         <w:t xml:space="preserve">Jackson Wise:</w:t>
@@ -2109,8 +2108,8 @@
       </w:r>
       <w:r>
         <w:rPr>
-          <w:b w:val="true"/>
-          <w:bCs w:val="true"/>
+          <w:b/>
+          <w:bCs/>
           <w:color w:val="9C5DE1"/>
         </w:rPr>
         <w:t xml:space="preserve">David de Roode:</w:t>
@@ -2134,8 +2133,8 @@
       </w:r>
       <w:r>
         <w:rPr>
-          <w:b w:val="true"/>
-          <w:bCs w:val="true"/>
+          <w:b/>
+          <w:bCs/>
           <w:color w:val="583E31"/>
         </w:rPr>
         <w:t xml:space="preserve">Jackson Wise:</w:t>
@@ -2159,8 +2158,8 @@
       </w:r>
       <w:r>
         <w:rPr>
-          <w:b w:val="true"/>
-          <w:bCs w:val="true"/>
+          <w:b/>
+          <w:bCs/>
           <w:color w:val="583E31"/>
         </w:rPr>
         <w:t xml:space="preserve">Jackson Wise:</w:t>
@@ -2193,8 +2192,8 @@
       </w:r>
       <w:r>
         <w:rPr>
-          <w:b w:val="true"/>
-          <w:bCs w:val="true"/>
+          <w:b/>
+          <w:bCs/>
           <w:color w:val="583E31"/>
         </w:rPr>
         <w:t xml:space="preserve">Jackson Wise:</w:t>
@@ -2218,8 +2217,8 @@
       </w:r>
       <w:r>
         <w:rPr>
-          <w:b w:val="true"/>
-          <w:bCs w:val="true"/>
+          <w:b/>
+          <w:bCs/>
           <w:color w:val="9C5DE1"/>
         </w:rPr>
         <w:t xml:space="preserve">David de Roode:</w:t>
@@ -2243,8 +2242,8 @@
       </w:r>
       <w:r>
         <w:rPr>
-          <w:b w:val="true"/>
-          <w:bCs w:val="true"/>
+          <w:b/>
+          <w:bCs/>
           <w:color w:val="DC7D3E"/>
         </w:rPr>
         <w:t xml:space="preserve">Victoria Beard Queen:</w:t>
@@ -2268,8 +2267,8 @@
       </w:r>
       <w:r>
         <w:rPr>
-          <w:b w:val="true"/>
-          <w:bCs w:val="true"/>
+          <w:b/>
+          <w:bCs/>
           <w:color w:val="583E31"/>
         </w:rPr>
         <w:t xml:space="preserve">Jackson Wise:</w:t>
@@ -2293,8 +2292,8 @@
       </w:r>
       <w:r>
         <w:rPr>
-          <w:b w:val="true"/>
-          <w:bCs w:val="true"/>
+          <w:b/>
+          <w:bCs/>
           <w:color w:val="583E31"/>
         </w:rPr>
         <w:t xml:space="preserve">Jackson Wise:</w:t>
@@ -2327,8 +2326,8 @@
       </w:r>
       <w:r>
         <w:rPr>
-          <w:b w:val="true"/>
-          <w:bCs w:val="true"/>
+          <w:b/>
+          <w:bCs/>
           <w:color w:val="583E31"/>
         </w:rPr>
         <w:t xml:space="preserve">Jackson Wise:</w:t>
@@ -2352,8 +2351,8 @@
       </w:r>
       <w:r>
         <w:rPr>
-          <w:b w:val="true"/>
-          <w:bCs w:val="true"/>
+          <w:b/>
+          <w:bCs/>
           <w:color w:val="583E31"/>
         </w:rPr>
         <w:t xml:space="preserve">Jackson Wise:</w:t>
@@ -2377,8 +2376,8 @@
       </w:r>
       <w:r>
         <w:rPr>
-          <w:b w:val="true"/>
-          <w:bCs w:val="true"/>
+          <w:b/>
+          <w:bCs/>
           <w:color w:val="9C5DE1"/>
         </w:rPr>
         <w:t xml:space="preserve">David de Roode:</w:t>
@@ -2402,8 +2401,8 @@
       </w:r>
       <w:r>
         <w:rPr>
-          <w:b w:val="true"/>
-          <w:bCs w:val="true"/>
+          <w:b/>
+          <w:bCs/>
           <w:color w:val="583E31"/>
         </w:rPr>
         <w:t xml:space="preserve">Jackson Wise:</w:t>
@@ -2427,8 +2426,8 @@
       </w:r>
       <w:r>
         <w:rPr>
-          <w:b w:val="true"/>
-          <w:bCs w:val="true"/>
+          <w:b/>
+          <w:bCs/>
           <w:color w:val="9C5DE1"/>
         </w:rPr>
         <w:t xml:space="preserve">David de Roode:</w:t>
@@ -2452,8 +2451,8 @@
       </w:r>
       <w:r>
         <w:rPr>
-          <w:b w:val="true"/>
-          <w:bCs w:val="true"/>
+          <w:b/>
+          <w:bCs/>
           <w:color w:val="583E31"/>
         </w:rPr>
         <w:t xml:space="preserve">Jackson Wise:</w:t>
@@ -2477,8 +2476,8 @@
       </w:r>
       <w:r>
         <w:rPr>
-          <w:b w:val="true"/>
-          <w:bCs w:val="true"/>
+          <w:b/>
+          <w:bCs/>
           <w:color w:val="583E31"/>
         </w:rPr>
         <w:t xml:space="preserve">Jackson Wise:</w:t>
@@ -2502,8 +2501,8 @@
       </w:r>
       <w:r>
         <w:rPr>
-          <w:b w:val="true"/>
-          <w:bCs w:val="true"/>
+          <w:b/>
+          <w:bCs/>
           <w:color w:val="9C5DE1"/>
         </w:rPr>
         <w:t xml:space="preserve">David de Roode:</w:t>
@@ -2536,8 +2535,8 @@
       </w:r>
       <w:r>
         <w:rPr>
-          <w:b w:val="true"/>
-          <w:bCs w:val="true"/>
+          <w:b/>
+          <w:bCs/>
           <w:color w:val="9C5DE1"/>
         </w:rPr>
         <w:t xml:space="preserve">David de Roode:</w:t>
@@ -2561,8 +2560,8 @@
       </w:r>
       <w:r>
         <w:rPr>
-          <w:b w:val="true"/>
-          <w:bCs w:val="true"/>
+          <w:b/>
+          <w:bCs/>
           <w:color w:val="583E31"/>
         </w:rPr>
         <w:t xml:space="preserve">Jackson Wise:</w:t>
@@ -2586,8 +2585,8 @@
       </w:r>
       <w:r>
         <w:rPr>
-          <w:b w:val="true"/>
-          <w:bCs w:val="true"/>
+          <w:b/>
+          <w:bCs/>
           <w:color w:val="583E31"/>
         </w:rPr>
         <w:t xml:space="preserve">Jackson Wise:</w:t>
@@ -2611,8 +2610,8 @@
       </w:r>
       <w:r>
         <w:rPr>
-          <w:b w:val="true"/>
-          <w:bCs w:val="true"/>
+          <w:b/>
+          <w:bCs/>
           <w:color w:val="9C5DE1"/>
         </w:rPr>
         <w:t xml:space="preserve">David de Roode:</w:t>
@@ -2636,8 +2635,8 @@
       </w:r>
       <w:r>
         <w:rPr>
-          <w:b w:val="true"/>
-          <w:bCs w:val="true"/>
+          <w:b/>
+          <w:bCs/>
           <w:color w:val="583E31"/>
         </w:rPr>
         <w:t xml:space="preserve">Jackson Wise:</w:t>
@@ -2670,8 +2669,8 @@
       </w:r>
       <w:r>
         <w:rPr>
-          <w:b w:val="true"/>
-          <w:bCs w:val="true"/>
+          <w:b/>
+          <w:bCs/>
           <w:color w:val="583E31"/>
         </w:rPr>
         <w:t xml:space="preserve">Jackson Wise:</w:t>
@@ -2695,8 +2694,8 @@
       </w:r>
       <w:r>
         <w:rPr>
-          <w:b w:val="true"/>
-          <w:bCs w:val="true"/>
+          <w:b/>
+          <w:bCs/>
           <w:color w:val="583E31"/>
         </w:rPr>
         <w:t xml:space="preserve">Jackson Wise:</w:t>
@@ -2720,8 +2719,8 @@
       </w:r>
       <w:r>
         <w:rPr>
-          <w:b w:val="true"/>
-          <w:bCs w:val="true"/>
+          <w:b/>
+          <w:bCs/>
           <w:color w:val="583E31"/>
         </w:rPr>
         <w:t xml:space="preserve">Jackson Wise:</w:t>
@@ -2754,8 +2753,8 @@
       </w:r>
       <w:r>
         <w:rPr>
-          <w:b w:val="true"/>
-          <w:bCs w:val="true"/>
+          <w:b/>
+          <w:bCs/>
           <w:color w:val="583E31"/>
         </w:rPr>
         <w:t xml:space="preserve">Jackson Wise:</w:t>
@@ -2779,8 +2778,8 @@
       </w:r>
       <w:r>
         <w:rPr>
-          <w:b w:val="true"/>
-          <w:bCs w:val="true"/>
+          <w:b/>
+          <w:bCs/>
           <w:color w:val="9C5DE1"/>
         </w:rPr>
         <w:t xml:space="preserve">David de Roode:</w:t>
@@ -2804,8 +2803,8 @@
       </w:r>
       <w:r>
         <w:rPr>
-          <w:b w:val="true"/>
-          <w:bCs w:val="true"/>
+          <w:b/>
+          <w:bCs/>
           <w:color w:val="DC7D3E"/>
         </w:rPr>
         <w:t xml:space="preserve">Victoria Beard Queen:</w:t>
@@ -2829,8 +2828,8 @@
       </w:r>
       <w:r>
         <w:rPr>
-          <w:b w:val="true"/>
-          <w:bCs w:val="true"/>
+          <w:b/>
+          <w:bCs/>
           <w:color w:val="583E31"/>
         </w:rPr>
         <w:t xml:space="preserve">Jackson Wise:</w:t>
@@ -2863,8 +2862,8 @@
       </w:r>
       <w:r>
         <w:rPr>
-          <w:b w:val="true"/>
-          <w:bCs w:val="true"/>
+          <w:b/>
+          <w:bCs/>
           <w:color w:val="583E31"/>
         </w:rPr>
         <w:t xml:space="preserve">Jackson Wise:</w:t>
@@ -2888,8 +2887,8 @@
       </w:r>
       <w:r>
         <w:rPr>
-          <w:b w:val="true"/>
-          <w:bCs w:val="true"/>
+          <w:b/>
+          <w:bCs/>
           <w:color w:val="583E31"/>
         </w:rPr>
         <w:t xml:space="preserve">Jackson Wise:</w:t>
@@ -2913,8 +2912,8 @@
       </w:r>
       <w:r>
         <w:rPr>
-          <w:b w:val="true"/>
-          <w:bCs w:val="true"/>
+          <w:b/>
+          <w:bCs/>
           <w:color w:val="583E31"/>
         </w:rPr>
         <w:t xml:space="preserve">Jackson Wise:</w:t>
@@ -2947,8 +2946,8 @@
       </w:r>
       <w:r>
         <w:rPr>
-          <w:b w:val="true"/>
-          <w:bCs w:val="true"/>
+          <w:b/>
+          <w:bCs/>
           <w:color w:val="583E31"/>
         </w:rPr>
         <w:t xml:space="preserve">Jackson Wise:</w:t>
@@ -2972,8 +2971,8 @@
       </w:r>
       <w:r>
         <w:rPr>
-          <w:b w:val="true"/>
-          <w:bCs w:val="true"/>
+          <w:b/>
+          <w:bCs/>
           <w:color w:val="583E31"/>
         </w:rPr>
         <w:t xml:space="preserve">Jackson Wise:</w:t>
@@ -2997,8 +2996,8 @@
       </w:r>
       <w:r>
         <w:rPr>
-          <w:b w:val="true"/>
-          <w:bCs w:val="true"/>
+          <w:b/>
+          <w:bCs/>
           <w:color w:val="583E31"/>
         </w:rPr>
         <w:t xml:space="preserve">Jackson Wise:</w:t>
@@ -3031,8 +3030,8 @@
       </w:r>
       <w:r>
         <w:rPr>
-          <w:b w:val="true"/>
-          <w:bCs w:val="true"/>
+          <w:b/>
+          <w:bCs/>
           <w:color w:val="9C5DE1"/>
         </w:rPr>
         <w:t xml:space="preserve">David de Roode:</w:t>
@@ -3056,8 +3055,8 @@
       </w:r>
       <w:r>
         <w:rPr>
-          <w:b w:val="true"/>
-          <w:bCs w:val="true"/>
+          <w:b/>
+          <w:bCs/>
           <w:color w:val="9C5DE1"/>
         </w:rPr>
         <w:t xml:space="preserve">David de Roode:</w:t>
@@ -3081,8 +3080,8 @@
       </w:r>
       <w:r>
         <w:rPr>
-          <w:b w:val="true"/>
-          <w:bCs w:val="true"/>
+          <w:b/>
+          <w:bCs/>
           <w:color w:val="583E31"/>
         </w:rPr>
         <w:t xml:space="preserve">Jackson Wise:</w:t>
@@ -3106,8 +3105,8 @@
       </w:r>
       <w:r>
         <w:rPr>
-          <w:b w:val="true"/>
-          <w:bCs w:val="true"/>
+          <w:b/>
+          <w:bCs/>
           <w:color w:val="9C5DE1"/>
         </w:rPr>
         <w:t xml:space="preserve">David de Roode:</w:t>
@@ -3131,8 +3130,8 @@
       </w:r>
       <w:r>
         <w:rPr>
-          <w:b w:val="true"/>
-          <w:bCs w:val="true"/>
+          <w:b/>
+          <w:bCs/>
           <w:color w:val="583E31"/>
         </w:rPr>
         <w:t xml:space="preserve">Jackson Wise:</w:t>
@@ -3156,8 +3155,8 @@
       </w:r>
       <w:r>
         <w:rPr>
-          <w:b w:val="true"/>
-          <w:bCs w:val="true"/>
+          <w:b/>
+          <w:bCs/>
           <w:color w:val="583E31"/>
         </w:rPr>
         <w:t xml:space="preserve">Jackson Wise:</w:t>
@@ -3181,8 +3180,8 @@
       </w:r>
       <w:r>
         <w:rPr>
-          <w:b w:val="true"/>
-          <w:bCs w:val="true"/>
+          <w:b/>
+          <w:bCs/>
           <w:color w:val="583E31"/>
         </w:rPr>
         <w:t xml:space="preserve">Jackson Wise:</w:t>
@@ -3215,8 +3214,8 @@
       </w:r>
       <w:r>
         <w:rPr>
-          <w:b w:val="true"/>
-          <w:bCs w:val="true"/>
+          <w:b/>
+          <w:bCs/>
           <w:color w:val="583E31"/>
         </w:rPr>
         <w:t xml:space="preserve">Jackson Wise:</w:t>
@@ -3240,8 +3239,8 @@
       </w:r>
       <w:r>
         <w:rPr>
-          <w:b w:val="true"/>
-          <w:bCs w:val="true"/>
+          <w:b/>
+          <w:bCs/>
           <w:color w:val="583E31"/>
         </w:rPr>
         <w:t xml:space="preserve">Jackson Wise:</w:t>
@@ -3274,8 +3273,8 @@
       </w:r>
       <w:r>
         <w:rPr>
-          <w:b w:val="true"/>
-          <w:bCs w:val="true"/>
+          <w:b/>
+          <w:bCs/>
           <w:color w:val="583E31"/>
         </w:rPr>
         <w:t xml:space="preserve">Jackson Wise:</w:t>
@@ -3299,8 +3298,8 @@
       </w:r>
       <w:r>
         <w:rPr>
-          <w:b w:val="true"/>
-          <w:bCs w:val="true"/>
+          <w:b/>
+          <w:bCs/>
           <w:color w:val="583E31"/>
         </w:rPr>
         <w:t xml:space="preserve">Jackson Wise:</w:t>
@@ -3324,8 +3323,8 @@
       </w:r>
       <w:r>
         <w:rPr>
-          <w:b w:val="true"/>
-          <w:bCs w:val="true"/>
+          <w:b/>
+          <w:bCs/>
           <w:color w:val="9C5DE1"/>
         </w:rPr>
         <w:t xml:space="preserve">David de Roode:</w:t>
@@ -3349,8 +3348,8 @@
       </w:r>
       <w:r>
         <w:rPr>
-          <w:b w:val="true"/>
-          <w:bCs w:val="true"/>
+          <w:b/>
+          <w:bCs/>
           <w:color w:val="583E31"/>
         </w:rPr>
         <w:t xml:space="preserve">Jackson Wise:</w:t>
@@ -3383,8 +3382,8 @@
       </w:r>
       <w:r>
         <w:rPr>
-          <w:b w:val="true"/>
-          <w:bCs w:val="true"/>
+          <w:b/>
+          <w:bCs/>
           <w:color w:val="583E31"/>
         </w:rPr>
         <w:t xml:space="preserve">Jackson Wise:</w:t>
@@ -3408,8 +3407,8 @@
       </w:r>
       <w:r>
         <w:rPr>
-          <w:b w:val="true"/>
-          <w:bCs w:val="true"/>
+          <w:b/>
+          <w:bCs/>
           <w:color w:val="583E31"/>
         </w:rPr>
         <w:t xml:space="preserve">Jackson Wise:</w:t>
@@ -3442,8 +3441,8 @@
       </w:r>
       <w:r>
         <w:rPr>
-          <w:b w:val="true"/>
-          <w:bCs w:val="true"/>
+          <w:b/>
+          <w:bCs/>
           <w:color w:val="9C5DE1"/>
         </w:rPr>
         <w:t xml:space="preserve">David de Roode:</w:t>
@@ -3467,8 +3466,8 @@
       </w:r>
       <w:r>
         <w:rPr>
-          <w:b w:val="true"/>
-          <w:bCs w:val="true"/>
+          <w:b/>
+          <w:bCs/>
           <w:color w:val="583E31"/>
         </w:rPr>
         <w:t xml:space="preserve">Jackson Wise:</w:t>
@@ -3492,8 +3491,8 @@
       </w:r>
       <w:r>
         <w:rPr>
-          <w:b w:val="true"/>
-          <w:bCs w:val="true"/>
+          <w:b/>
+          <w:bCs/>
           <w:color w:val="9C5DE1"/>
         </w:rPr>
         <w:t xml:space="preserve">David de Roode:</w:t>
@@ -3517,8 +3516,8 @@
       </w:r>
       <w:r>
         <w:rPr>
-          <w:b w:val="true"/>
-          <w:bCs w:val="true"/>
+          <w:b/>
+          <w:bCs/>
           <w:color w:val="9C5DE1"/>
         </w:rPr>
         <w:t xml:space="preserve">David de Roode:</w:t>
@@ -3542,8 +3541,8 @@
       </w:r>
       <w:r>
         <w:rPr>
-          <w:b w:val="true"/>
-          <w:bCs w:val="true"/>
+          <w:b/>
+          <w:bCs/>
           <w:color w:val="583E31"/>
         </w:rPr>
         <w:t xml:space="preserve">Jackson Wise:</w:t>
@@ -3567,8 +3566,8 @@
       </w:r>
       <w:r>
         <w:rPr>
-          <w:b w:val="true"/>
-          <w:bCs w:val="true"/>
+          <w:b/>
+          <w:bCs/>
           <w:color w:val="583E31"/>
         </w:rPr>
         <w:t xml:space="preserve">Jackson Wise:</w:t>
@@ -3601,8 +3600,8 @@
       </w:r>
       <w:r>
         <w:rPr>
-          <w:b w:val="true"/>
-          <w:bCs w:val="true"/>
+          <w:b/>
+          <w:bCs/>
           <w:color w:val="583E31"/>
         </w:rPr>
         <w:t xml:space="preserve">Jackson Wise:</w:t>
@@ -3626,8 +3625,8 @@
       </w:r>
       <w:r>
         <w:rPr>
-          <w:b w:val="true"/>
-          <w:bCs w:val="true"/>
+          <w:b/>
+          <w:bCs/>
           <w:color w:val="9C5DE1"/>
         </w:rPr>
         <w:t xml:space="preserve">David de Roode:</w:t>
@@ -3651,8 +3650,8 @@
       </w:r>
       <w:r>
         <w:rPr>
-          <w:b w:val="true"/>
-          <w:bCs w:val="true"/>
+          <w:b/>
+          <w:bCs/>
           <w:color w:val="583E31"/>
         </w:rPr>
         <w:t xml:space="preserve">Jackson Wise:</w:t>
@@ -3676,8 +3675,8 @@
       </w:r>
       <w:r>
         <w:rPr>
-          <w:b w:val="true"/>
-          <w:bCs w:val="true"/>
+          <w:b/>
+          <w:bCs/>
           <w:color w:val="583E31"/>
         </w:rPr>
         <w:t xml:space="preserve">Jackson Wise:</w:t>
@@ -3701,8 +3700,8 @@
       </w:r>
       <w:r>
         <w:rPr>
-          <w:b w:val="true"/>
-          <w:bCs w:val="true"/>
+          <w:b/>
+          <w:bCs/>
           <w:color w:val="583E31"/>
         </w:rPr>
         <w:t xml:space="preserve">Jackson Wise:</w:t>
@@ -3735,8 +3734,8 @@
       </w:r>
       <w:r>
         <w:rPr>
-          <w:b w:val="true"/>
-          <w:bCs w:val="true"/>
+          <w:b/>
+          <w:bCs/>
           <w:color w:val="9C5DE1"/>
         </w:rPr>
         <w:t xml:space="preserve">David de Roode:</w:t>
@@ -3760,8 +3759,8 @@
       </w:r>
       <w:r>
         <w:rPr>
-          <w:b w:val="true"/>
-          <w:bCs w:val="true"/>
+          <w:b/>
+          <w:bCs/>
           <w:color w:val="583E31"/>
         </w:rPr>
         <w:t xml:space="preserve">Jackson Wise:</w:t>
@@ -3785,8 +3784,8 @@
       </w:r>
       <w:r>
         <w:rPr>
-          <w:b w:val="true"/>
-          <w:bCs w:val="true"/>
+          <w:b/>
+          <w:bCs/>
           <w:color w:val="9C5DE1"/>
         </w:rPr>
         <w:t xml:space="preserve">David de Roode:</w:t>
@@ -3810,8 +3809,8 @@
       </w:r>
       <w:r>
         <w:rPr>
-          <w:b w:val="true"/>
-          <w:bCs w:val="true"/>
+          <w:b/>
+          <w:bCs/>
           <w:color w:val="583E31"/>
         </w:rPr>
         <w:t xml:space="preserve">Jackson Wise:</w:t>
@@ -3835,8 +3834,8 @@
       </w:r>
       <w:r>
         <w:rPr>
-          <w:b w:val="true"/>
-          <w:bCs w:val="true"/>
+          <w:b/>
+          <w:bCs/>
           <w:color w:val="9C5DE1"/>
         </w:rPr>
         <w:t xml:space="preserve">David de Roode:</w:t>
@@ -3860,8 +3859,8 @@
       </w:r>
       <w:r>
         <w:rPr>
-          <w:b w:val="true"/>
-          <w:bCs w:val="true"/>
+          <w:b/>
+          <w:bCs/>
           <w:color w:val="583E31"/>
         </w:rPr>
         <w:t xml:space="preserve">Jackson Wise:</w:t>
@@ -3885,8 +3884,8 @@
       </w:r>
       <w:r>
         <w:rPr>
-          <w:b w:val="true"/>
-          <w:bCs w:val="true"/>
+          <w:b/>
+          <w:bCs/>
           <w:color w:val="DC7D3E"/>
         </w:rPr>
         <w:t xml:space="preserve">Victoria Beard Queen:</w:t>
@@ -3910,8 +3909,8 @@
       </w:r>
       <w:r>
         <w:rPr>
-          <w:b w:val="true"/>
-          <w:bCs w:val="true"/>
+          <w:b/>
+          <w:bCs/>
           <w:color w:val="583E31"/>
         </w:rPr>
         <w:t xml:space="preserve">Jackson Wise:</w:t>
@@ -3935,8 +3934,8 @@
       </w:r>
       <w:r>
         <w:rPr>
-          <w:b w:val="true"/>
-          <w:bCs w:val="true"/>
+          <w:b/>
+          <w:bCs/>
           <w:color w:val="583E31"/>
         </w:rPr>
         <w:t xml:space="preserve">Jackson Wise:</w:t>
@@ -3969,8 +3968,8 @@
       </w:r>
       <w:r>
         <w:rPr>
-          <w:b w:val="true"/>
-          <w:bCs w:val="true"/>
+          <w:b/>
+          <w:bCs/>
           <w:color w:val="583E31"/>
         </w:rPr>
         <w:t xml:space="preserve">Jackson Wise:</w:t>
@@ -3994,8 +3993,8 @@
       </w:r>
       <w:r>
         <w:rPr>
-          <w:b w:val="true"/>
-          <w:bCs w:val="true"/>
+          <w:b/>
+          <w:bCs/>
           <w:color w:val="9C5DE1"/>
         </w:rPr>
         <w:t xml:space="preserve">David de Roode:</w:t>
@@ -4019,8 +4018,8 @@
       </w:r>
       <w:r>
         <w:rPr>
-          <w:b w:val="true"/>
-          <w:bCs w:val="true"/>
+          <w:b/>
+          <w:bCs/>
           <w:color w:val="583E31"/>
         </w:rPr>
         <w:t xml:space="preserve">Jackson Wise:</w:t>
@@ -4044,8 +4043,8 @@
       </w:r>
       <w:r>
         <w:rPr>
-          <w:b w:val="true"/>
-          <w:bCs w:val="true"/>
+          <w:b/>
+          <w:bCs/>
           <w:color w:val="9C5DE1"/>
         </w:rPr>
         <w:t xml:space="preserve">David de Roode:</w:t>
@@ -4069,8 +4068,8 @@
       </w:r>
       <w:r>
         <w:rPr>
-          <w:b w:val="true"/>
-          <w:bCs w:val="true"/>
+          <w:b/>
+          <w:bCs/>
           <w:color w:val="583E31"/>
         </w:rPr>
         <w:t xml:space="preserve">Jackson Wise:</w:t>
@@ -4094,8 +4093,8 @@
       </w:r>
       <w:r>
         <w:rPr>
-          <w:b w:val="true"/>
-          <w:bCs w:val="true"/>
+          <w:b/>
+          <w:bCs/>
           <w:color w:val="9C5DE1"/>
         </w:rPr>
         <w:t xml:space="preserve">David de Roode:</w:t>
@@ -4119,8 +4118,8 @@
       </w:r>
       <w:r>
         <w:rPr>
-          <w:b w:val="true"/>
-          <w:bCs w:val="true"/>
+          <w:b/>
+          <w:bCs/>
           <w:color w:val="583E31"/>
         </w:rPr>
         <w:t xml:space="preserve">Jackson Wise:</w:t>
@@ -4144,8 +4143,8 @@
       </w:r>
       <w:r>
         <w:rPr>
-          <w:b w:val="true"/>
-          <w:bCs w:val="true"/>
+          <w:b/>
+          <w:bCs/>
           <w:color w:val="9C5DE1"/>
         </w:rPr>
         <w:t xml:space="preserve">David de Roode:</w:t>
@@ -4169,8 +4168,8 @@
       </w:r>
       <w:r>
         <w:rPr>
-          <w:b w:val="true"/>
-          <w:bCs w:val="true"/>
+          <w:b/>
+          <w:bCs/>
           <w:color w:val="DC7D3E"/>
         </w:rPr>
         <w:t xml:space="preserve">Victoria Beard Queen:</w:t>
@@ -4194,8 +4193,8 @@
       </w:r>
       <w:r>
         <w:rPr>
-          <w:b w:val="true"/>
-          <w:bCs w:val="true"/>
+          <w:b/>
+          <w:bCs/>
           <w:color w:val="9C5DE1"/>
         </w:rPr>
         <w:t xml:space="preserve">David de Roode:</w:t>
@@ -4219,8 +4218,8 @@
       </w:r>
       <w:r>
         <w:rPr>
-          <w:b w:val="true"/>
-          <w:bCs w:val="true"/>
+          <w:b/>
+          <w:bCs/>
           <w:color w:val="DC7D3E"/>
         </w:rPr>
         <w:t xml:space="preserve">Victoria Beard Queen:</w:t>
@@ -4244,8 +4243,8 @@
       </w:r>
       <w:r>
         <w:rPr>
-          <w:b w:val="true"/>
-          <w:bCs w:val="true"/>
+          <w:b/>
+          <w:bCs/>
           <w:color w:val="9C5DE1"/>
         </w:rPr>
         <w:t xml:space="preserve">David de Roode:</w:t>
@@ -4269,8 +4268,8 @@
       </w:r>
       <w:r>
         <w:rPr>
-          <w:b w:val="true"/>
-          <w:bCs w:val="true"/>
+          <w:b/>
+          <w:bCs/>
           <w:color w:val="DC7D3E"/>
         </w:rPr>
         <w:t xml:space="preserve">Victoria Beard Queen:</w:t>
@@ -4294,8 +4293,8 @@
       </w:r>
       <w:r>
         <w:rPr>
-          <w:b w:val="true"/>
-          <w:bCs w:val="true"/>
+          <w:b/>
+          <w:bCs/>
           <w:color w:val="583E31"/>
         </w:rPr>
         <w:t xml:space="preserve">Jackson Wise:</w:t>
@@ -4328,8 +4327,8 @@
       </w:r>
       <w:r>
         <w:rPr>
-          <w:b w:val="true"/>
-          <w:bCs w:val="true"/>
+          <w:b/>
+          <w:bCs/>
           <w:color w:val="9C5DE1"/>
         </w:rPr>
         <w:t xml:space="preserve">David de Roode:</w:t>
@@ -4353,8 +4352,8 @@
       </w:r>
       <w:r>
         <w:rPr>
-          <w:b w:val="true"/>
-          <w:bCs w:val="true"/>
+          <w:b/>
+          <w:bCs/>
           <w:color w:val="583E31"/>
         </w:rPr>
         <w:t xml:space="preserve">Jackson Wise:</w:t>
@@ -4378,8 +4377,8 @@
       </w:r>
       <w:r>
         <w:rPr>
-          <w:b w:val="true"/>
-          <w:bCs w:val="true"/>
+          <w:b/>
+          <w:bCs/>
           <w:color w:val="583E31"/>
         </w:rPr>
         <w:t xml:space="preserve">Jackson Wise:</w:t>
@@ -4403,8 +4402,8 @@
       </w:r>
       <w:r>
         <w:rPr>
-          <w:b w:val="true"/>
-          <w:bCs w:val="true"/>
+          <w:b/>
+          <w:bCs/>
           <w:color w:val="583E31"/>
         </w:rPr>
         <w:t xml:space="preserve">Jackson Wise:</w:t>
@@ -4428,8 +4427,8 @@
       </w:r>
       <w:r>
         <w:rPr>
-          <w:b w:val="true"/>
-          <w:bCs w:val="true"/>
+          <w:b/>
+          <w:bCs/>
           <w:color w:val="DC7D3E"/>
         </w:rPr>
         <w:t xml:space="preserve">Victoria Beard Queen:</w:t>
@@ -4462,8 +4461,8 @@
       </w:r>
       <w:r>
         <w:rPr>
-          <w:b w:val="true"/>
-          <w:bCs w:val="true"/>
+          <w:b/>
+          <w:bCs/>
           <w:color w:val="583E31"/>
         </w:rPr>
         <w:t xml:space="preserve">Jackson Wise:</w:t>
@@ -4487,8 +4486,8 @@
       </w:r>
       <w:r>
         <w:rPr>
-          <w:b w:val="true"/>
-          <w:bCs w:val="true"/>
+          <w:b/>
+          <w:bCs/>
           <w:color w:val="583E31"/>
         </w:rPr>
         <w:t xml:space="preserve">Jackson Wise:</w:t>
@@ -4512,8 +4511,8 @@
       </w:r>
       <w:r>
         <w:rPr>
-          <w:b w:val="true"/>
-          <w:bCs w:val="true"/>
+          <w:b/>
+          <w:bCs/>
           <w:color w:val="583E31"/>
         </w:rPr>
         <w:t xml:space="preserve">Jackson Wise:</w:t>
@@ -4546,8 +4545,8 @@
       </w:r>
       <w:r>
         <w:rPr>
-          <w:b w:val="true"/>
-          <w:bCs w:val="true"/>
+          <w:b/>
+          <w:bCs/>
           <w:color w:val="583E31"/>
         </w:rPr>
         <w:t xml:space="preserve">Jackson Wise:</w:t>
@@ -4571,8 +4570,8 @@
       </w:r>
       <w:r>
         <w:rPr>
-          <w:b w:val="true"/>
-          <w:bCs w:val="true"/>
+          <w:b/>
+          <w:bCs/>
           <w:color w:val="583E31"/>
         </w:rPr>
         <w:t xml:space="preserve">Jackson Wise:</w:t>
@@ -4596,8 +4595,8 @@
       </w:r>
       <w:r>
         <w:rPr>
-          <w:b w:val="true"/>
-          <w:bCs w:val="true"/>
+          <w:b/>
+          <w:bCs/>
           <w:color w:val="DC7D3E"/>
         </w:rPr>
         <w:t xml:space="preserve">Victoria Beard Queen:</w:t>
@@ -4621,8 +4620,8 @@
       </w:r>
       <w:r>
         <w:rPr>
-          <w:b w:val="true"/>
-          <w:bCs w:val="true"/>
+          <w:b/>
+          <w:bCs/>
           <w:color w:val="583E31"/>
         </w:rPr>
         <w:t xml:space="preserve">Jackson Wise:</w:t>
@@ -4646,8 +4645,8 @@
       </w:r>
       <w:r>
         <w:rPr>
-          <w:b w:val="true"/>
-          <w:bCs w:val="true"/>
+          <w:b/>
+          <w:bCs/>
           <w:color w:val="DC7D3E"/>
         </w:rPr>
         <w:t xml:space="preserve">Victoria Beard Queen:</w:t>
@@ -4671,8 +4670,8 @@
       </w:r>
       <w:r>
         <w:rPr>
-          <w:b w:val="true"/>
-          <w:bCs w:val="true"/>
+          <w:b/>
+          <w:bCs/>
           <w:color w:val="583E31"/>
         </w:rPr>
         <w:t xml:space="preserve">Jackson Wise:</w:t>
@@ -4696,8 +4695,8 @@
       </w:r>
       <w:r>
         <w:rPr>
-          <w:b w:val="true"/>
-          <w:bCs w:val="true"/>
+          <w:b/>
+          <w:bCs/>
           <w:color w:val="DC7D3E"/>
         </w:rPr>
         <w:t xml:space="preserve">Victoria Beard Queen:</w:t>
@@ -4721,8 +4720,8 @@
       </w:r>
       <w:r>
         <w:rPr>
-          <w:b w:val="true"/>
-          <w:bCs w:val="true"/>
+          <w:b/>
+          <w:bCs/>
           <w:color w:val="583E31"/>
         </w:rPr>
         <w:t xml:space="preserve">Jackson Wise:</w:t>
@@ -4746,8 +4745,8 @@
       </w:r>
       <w:r>
         <w:rPr>
-          <w:b w:val="true"/>
-          <w:bCs w:val="true"/>
+          <w:b/>
+          <w:bCs/>
           <w:color w:val="DC7D3E"/>
         </w:rPr>
         <w:t xml:space="preserve">Victoria Beard Queen:</w:t>
@@ -4780,8 +4779,8 @@
       </w:r>
       <w:r>
         <w:rPr>
-          <w:b w:val="true"/>
-          <w:bCs w:val="true"/>
+          <w:b/>
+          <w:bCs/>
           <w:color w:val="583E31"/>
         </w:rPr>
         <w:t xml:space="preserve">Jackson Wise:</w:t>
@@ -4805,8 +4804,8 @@
       </w:r>
       <w:r>
         <w:rPr>
-          <w:b w:val="true"/>
-          <w:bCs w:val="true"/>
+          <w:b/>
+          <w:bCs/>
           <w:color w:val="583E31"/>
         </w:rPr>
         <w:t xml:space="preserve">Jackson Wise:</w:t>
@@ -4830,8 +4829,8 @@
       </w:r>
       <w:r>
         <w:rPr>
-          <w:b w:val="true"/>
-          <w:bCs w:val="true"/>
+          <w:b/>
+          <w:bCs/>
           <w:color w:val="583E31"/>
         </w:rPr>
         <w:t xml:space="preserve">Jackson Wise:</w:t>
@@ -4864,8 +4863,8 @@
       </w:r>
       <w:r>
         <w:rPr>
-          <w:b w:val="true"/>
-          <w:bCs w:val="true"/>
+          <w:b/>
+          <w:bCs/>
           <w:color w:val="583E31"/>
         </w:rPr>
         <w:t xml:space="preserve">Jackson Wise:</w:t>
@@ -4889,8 +4888,8 @@
       </w:r>
       <w:r>
         <w:rPr>
-          <w:b w:val="true"/>
-          <w:bCs w:val="true"/>
+          <w:b/>
+          <w:bCs/>
           <w:color w:val="583E31"/>
         </w:rPr>
         <w:t xml:space="preserve">Jackson Wise:</w:t>
@@ -4914,8 +4913,8 @@
       </w:r>
       <w:r>
         <w:rPr>
-          <w:b w:val="true"/>
-          <w:bCs w:val="true"/>
+          <w:b/>
+          <w:bCs/>
           <w:color w:val="DC7D3E"/>
         </w:rPr>
         <w:t xml:space="preserve">Victoria Beard Queen:</w:t>
@@ -4939,8 +4938,8 @@
       </w:r>
       <w:r>
         <w:rPr>
-          <w:b w:val="true"/>
-          <w:bCs w:val="true"/>
+          <w:b/>
+          <w:bCs/>
           <w:color w:val="583E31"/>
         </w:rPr>
         <w:t xml:space="preserve">Jackson Wise:</w:t>
@@ -4964,8 +4963,8 @@
       </w:r>
       <w:r>
         <w:rPr>
-          <w:b w:val="true"/>
-          <w:bCs w:val="true"/>
+          <w:b/>
+          <w:bCs/>
           <w:color w:val="DC7D3E"/>
         </w:rPr>
         <w:t xml:space="preserve">Victoria Beard Queen:</w:t>
@@ -4989,8 +4988,8 @@
       </w:r>
       <w:r>
         <w:rPr>
-          <w:b w:val="true"/>
-          <w:bCs w:val="true"/>
+          <w:b/>
+          <w:bCs/>
           <w:color w:val="DC7D3E"/>
         </w:rPr>
         <w:t xml:space="preserve">Victoria Beard Queen:</w:t>
@@ -5014,8 +5013,8 @@
       </w:r>
       <w:r>
         <w:rPr>
-          <w:b w:val="true"/>
-          <w:bCs w:val="true"/>
+          <w:b/>
+          <w:bCs/>
           <w:color w:val="9C5DE1"/>
         </w:rPr>
         <w:t xml:space="preserve">David de Roode:</w:t>
@@ -5039,8 +5038,8 @@
       </w:r>
       <w:r>
         <w:rPr>
-          <w:b w:val="true"/>
-          <w:bCs w:val="true"/>
+          <w:b/>
+          <w:bCs/>
           <w:color w:val="DC7D3E"/>
         </w:rPr>
         <w:t xml:space="preserve">Victoria Beard Queen:</w:t>
@@ -5073,8 +5072,8 @@
       </w:r>
       <w:r>
         <w:rPr>
-          <w:b w:val="true"/>
-          <w:bCs w:val="true"/>
+          <w:b/>
+          <w:bCs/>
           <w:color w:val="DC7D3E"/>
         </w:rPr>
         <w:t xml:space="preserve">Victoria Beard Queen:</w:t>
@@ -5098,8 +5097,8 @@
       </w:r>
       <w:r>
         <w:rPr>
-          <w:b w:val="true"/>
-          <w:bCs w:val="true"/>
+          <w:b/>
+          <w:bCs/>
           <w:color w:val="583E31"/>
         </w:rPr>
         <w:t xml:space="preserve">Jackson Wise:</w:t>
@@ -5123,8 +5122,8 @@
       </w:r>
       <w:r>
         <w:rPr>
-          <w:b w:val="true"/>
-          <w:bCs w:val="true"/>
+          <w:b/>
+          <w:bCs/>
           <w:color w:val="9C5DE1"/>
         </w:rPr>
         <w:t xml:space="preserve">David de Roode:</w:t>
@@ -5148,8 +5147,8 @@
       </w:r>
       <w:r>
         <w:rPr>
-          <w:b w:val="true"/>
-          <w:bCs w:val="true"/>
+          <w:b/>
+          <w:bCs/>
           <w:color w:val="583E31"/>
         </w:rPr>
         <w:t xml:space="preserve">Jackson Wise:</w:t>
@@ -5173,8 +5172,8 @@
       </w:r>
       <w:r>
         <w:rPr>
-          <w:b w:val="true"/>
-          <w:bCs w:val="true"/>
+          <w:b/>
+          <w:bCs/>
           <w:color w:val="583E31"/>
         </w:rPr>
         <w:t xml:space="preserve">Jackson Wise:</w:t>
@@ -5207,8 +5206,8 @@
       </w:r>
       <w:r>
         <w:rPr>
-          <w:b w:val="true"/>
-          <w:bCs w:val="true"/>
+          <w:b/>
+          <w:bCs/>
           <w:color w:val="583E31"/>
         </w:rPr>
         <w:t xml:space="preserve">Jackson Wise:</w:t>
@@ -5232,8 +5231,8 @@
       </w:r>
       <w:r>
         <w:rPr>
-          <w:b w:val="true"/>
-          <w:bCs w:val="true"/>
+          <w:b/>
+          <w:bCs/>
           <w:color w:val="583E31"/>
         </w:rPr>
         <w:t xml:space="preserve">Jackson Wise:</w:t>
@@ -5257,8 +5256,8 @@
       </w:r>
       <w:r>
         <w:rPr>
-          <w:b w:val="true"/>
-          <w:bCs w:val="true"/>
+          <w:b/>
+          <w:bCs/>
           <w:color w:val="DC7D3E"/>
         </w:rPr>
         <w:t xml:space="preserve">Victoria Beard Queen:</w:t>
@@ -5282,8 +5281,8 @@
       </w:r>
       <w:r>
         <w:rPr>
-          <w:b w:val="true"/>
-          <w:bCs w:val="true"/>
+          <w:b/>
+          <w:bCs/>
           <w:color w:val="583E31"/>
         </w:rPr>
         <w:t xml:space="preserve">Jackson Wise:</w:t>
@@ -5307,8 +5306,8 @@
       </w:r>
       <w:r>
         <w:rPr>
-          <w:b w:val="true"/>
-          <w:bCs w:val="true"/>
+          <w:b/>
+          <w:bCs/>
           <w:color w:val="583E31"/>
         </w:rPr>
         <w:t xml:space="preserve">Jackson Wise:</w:t>
@@ -5341,8 +5340,8 @@
       </w:r>
       <w:r>
         <w:rPr>
-          <w:b w:val="true"/>
-          <w:bCs w:val="true"/>
+          <w:b/>
+          <w:bCs/>
           <w:color w:val="583E31"/>
         </w:rPr>
         <w:t xml:space="preserve">Jackson Wise:</w:t>
@@ -5366,8 +5365,8 @@
       </w:r>
       <w:r>
         <w:rPr>
-          <w:b w:val="true"/>
-          <w:bCs w:val="true"/>
+          <w:b/>
+          <w:bCs/>
           <w:color w:val="DC7D3E"/>
         </w:rPr>
         <w:t xml:space="preserve">Victoria Beard Queen:</w:t>
@@ -5391,8 +5390,8 @@
       </w:r>
       <w:r>
         <w:rPr>
-          <w:b w:val="true"/>
-          <w:bCs w:val="true"/>
+          <w:b/>
+          <w:bCs/>
           <w:color w:val="583E31"/>
         </w:rPr>
         <w:t xml:space="preserve">Jackson Wise:</w:t>
@@ -5416,8 +5415,8 @@
       </w:r>
       <w:r>
         <w:rPr>
-          <w:b w:val="true"/>
-          <w:bCs w:val="true"/>
+          <w:b/>
+          <w:bCs/>
           <w:color w:val="583E31"/>
         </w:rPr>
         <w:t xml:space="preserve">Jackson Wise:</w:t>
@@ -5441,8 +5440,8 @@
       </w:r>
       <w:r>
         <w:rPr>
-          <w:b w:val="true"/>
-          <w:bCs w:val="true"/>
+          <w:b/>
+          <w:bCs/>
           <w:color w:val="9C5DE1"/>
         </w:rPr>
         <w:t xml:space="preserve">David de Roode:</w:t>
@@ -5466,8 +5465,8 @@
       </w:r>
       <w:r>
         <w:rPr>
-          <w:b w:val="true"/>
-          <w:bCs w:val="true"/>
+          <w:b/>
+          <w:bCs/>
           <w:color w:val="583E31"/>
         </w:rPr>
         <w:t xml:space="preserve">Jackson Wise:</w:t>
@@ -5500,8 +5499,8 @@
       </w:r>
       <w:r>
         <w:rPr>
-          <w:b w:val="true"/>
-          <w:bCs w:val="true"/>
+          <w:b/>
+          <w:bCs/>
           <w:color w:val="DC7D3E"/>
         </w:rPr>
         <w:t xml:space="preserve">Victoria Beard Queen:</w:t>
@@ -5525,8 +5524,8 @@
       </w:r>
       <w:r>
         <w:rPr>
-          <w:b w:val="true"/>
-          <w:bCs w:val="true"/>
+          <w:b/>
+          <w:bCs/>
           <w:color w:val="583E31"/>
         </w:rPr>
         <w:t xml:space="preserve">Jackson Wise:</w:t>
@@ -5550,8 +5549,8 @@
       </w:r>
       <w:r>
         <w:rPr>
-          <w:b w:val="true"/>
-          <w:bCs w:val="true"/>
+          <w:b/>
+          <w:bCs/>
           <w:color w:val="583E31"/>
         </w:rPr>
         <w:t xml:space="preserve">Jackson Wise:</w:t>
@@ -5575,8 +5574,8 @@
       </w:r>
       <w:r>
         <w:rPr>
-          <w:b w:val="true"/>
-          <w:bCs w:val="true"/>
+          <w:b/>
+          <w:bCs/>
           <w:color w:val="9C5DE1"/>
         </w:rPr>
         <w:t xml:space="preserve">David de Roode:</w:t>
@@ -5600,8 +5599,8 @@
       </w:r>
       <w:r>
         <w:rPr>
-          <w:b w:val="true"/>
-          <w:bCs w:val="true"/>
+          <w:b/>
+          <w:bCs/>
           <w:color w:val="583E31"/>
         </w:rPr>
         <w:t xml:space="preserve">Jackson Wise:</w:t>
@@ -5625,8 +5624,8 @@
       </w:r>
       <w:r>
         <w:rPr>
-          <w:b w:val="true"/>
-          <w:bCs w:val="true"/>
+          <w:b/>
+          <w:bCs/>
           <w:color w:val="9C5DE1"/>
         </w:rPr>
         <w:t xml:space="preserve">David de Roode:</w:t>
@@ -5650,8 +5649,8 @@
       </w:r>
       <w:r>
         <w:rPr>
-          <w:b w:val="true"/>
-          <w:bCs w:val="true"/>
+          <w:b/>
+          <w:bCs/>
           <w:color w:val="583E31"/>
         </w:rPr>
         <w:t xml:space="preserve">Jackson Wise:</w:t>
@@ -5675,8 +5674,8 @@
       </w:r>
       <w:r>
         <w:rPr>
-          <w:b w:val="true"/>
-          <w:bCs w:val="true"/>
+          <w:b/>
+          <w:bCs/>
           <w:color w:val="583E31"/>
         </w:rPr>
         <w:t xml:space="preserve">Jackson Wise:</w:t>
@@ -5700,8 +5699,8 @@
       </w:r>
       <w:r>
         <w:rPr>
-          <w:b w:val="true"/>
-          <w:bCs w:val="true"/>
+          <w:b/>
+          <w:bCs/>
           <w:color w:val="9C5DE1"/>
         </w:rPr>
         <w:t xml:space="preserve">David de Roode:</w:t>
@@ -5725,8 +5724,8 @@
       </w:r>
       <w:r>
         <w:rPr>
-          <w:b w:val="true"/>
-          <w:bCs w:val="true"/>
+          <w:b/>
+          <w:bCs/>
           <w:color w:val="583E31"/>
         </w:rPr>
         <w:t xml:space="preserve">Jackson Wise:</w:t>
@@ -5750,8 +5749,8 @@
       </w:r>
       <w:r>
         <w:rPr>
-          <w:b w:val="true"/>
-          <w:bCs w:val="true"/>
+          <w:b/>
+          <w:bCs/>
           <w:color w:val="DC7D3E"/>
         </w:rPr>
         <w:t xml:space="preserve">Victoria Beard Queen:</w:t>
@@ -5775,8 +5774,8 @@
       </w:r>
       <w:r>
         <w:rPr>
-          <w:b w:val="true"/>
-          <w:bCs w:val="true"/>
+          <w:b/>
+          <w:bCs/>
           <w:color w:val="DC7D3E"/>
         </w:rPr>
         <w:t xml:space="preserve">Victoria Beard Queen:</w:t>
@@ -5800,8 +5799,8 @@
       </w:r>
       <w:r>
         <w:rPr>
-          <w:b w:val="true"/>
-          <w:bCs w:val="true"/>
+          <w:b/>
+          <w:bCs/>
           <w:color w:val="583E31"/>
         </w:rPr>
         <w:t xml:space="preserve">Jackson Wise:</w:t>
@@ -5825,8 +5824,8 @@
       </w:r>
       <w:r>
         <w:rPr>
-          <w:b w:val="true"/>
-          <w:bCs w:val="true"/>
+          <w:b/>
+          <w:bCs/>
           <w:color w:val="9C5DE1"/>
         </w:rPr>
         <w:t xml:space="preserve">David de Roode:</w:t>
@@ -5850,8 +5849,8 @@
       </w:r>
       <w:r>
         <w:rPr>
-          <w:b w:val="true"/>
-          <w:bCs w:val="true"/>
+          <w:b/>
+          <w:bCs/>
           <w:color w:val="583E31"/>
         </w:rPr>
         <w:t xml:space="preserve">Jackson Wise:</w:t>
@@ -5875,8 +5874,8 @@
       </w:r>
       <w:r>
         <w:rPr>
-          <w:b w:val="true"/>
-          <w:bCs w:val="true"/>
+          <w:b/>
+          <w:bCs/>
           <w:color w:val="9C5DE1"/>
         </w:rPr>
         <w:t xml:space="preserve">David de Roode:</w:t>
@@ -5900,8 +5899,8 @@
       </w:r>
       <w:r>
         <w:rPr>
-          <w:b w:val="true"/>
-          <w:bCs w:val="true"/>
+          <w:b/>
+          <w:bCs/>
           <w:color w:val="DC7D3E"/>
         </w:rPr>
         <w:t xml:space="preserve">Victoria Beard Queen:</w:t>
@@ -5925,8 +5924,8 @@
       </w:r>
       <w:r>
         <w:rPr>
-          <w:b w:val="true"/>
-          <w:bCs w:val="true"/>
+          <w:b/>
+          <w:bCs/>
           <w:color w:val="583E31"/>
         </w:rPr>
         <w:t xml:space="preserve">Jackson Wise:</w:t>
@@ -5950,8 +5949,8 @@
       </w:r>
       <w:r>
         <w:rPr>
-          <w:b w:val="true"/>
-          <w:bCs w:val="true"/>
+          <w:b/>
+          <w:bCs/>
           <w:color w:val="9C5DE1"/>
         </w:rPr>
         <w:t xml:space="preserve">David de Roode:</w:t>
@@ -5975,8 +5974,8 @@
       </w:r>
       <w:r>
         <w:rPr>
-          <w:b w:val="true"/>
-          <w:bCs w:val="true"/>
+          <w:b/>
+          <w:bCs/>
           <w:color w:val="DC7D3E"/>
         </w:rPr>
         <w:t xml:space="preserve">Victoria Beard Queen:</w:t>
@@ -6000,8 +5999,8 @@
       </w:r>
       <w:r>
         <w:rPr>
-          <w:b w:val="true"/>
-          <w:bCs w:val="true"/>
+          <w:b/>
+          <w:bCs/>
           <w:color w:val="9C5DE1"/>
         </w:rPr>
         <w:t xml:space="preserve">David de Roode:</w:t>
@@ -6025,8 +6024,8 @@
       </w:r>
       <w:r>
         <w:rPr>
-          <w:b w:val="true"/>
-          <w:bCs w:val="true"/>
+          <w:b/>
+          <w:bCs/>
           <w:color w:val="DC7D3E"/>
         </w:rPr>
         <w:t xml:space="preserve">Victoria Beard Queen:</w:t>
@@ -6050,8 +6049,8 @@
       </w:r>
       <w:r>
         <w:rPr>
-          <w:b w:val="true"/>
-          <w:bCs w:val="true"/>
+          <w:b/>
+          <w:bCs/>
           <w:color w:val="9C5DE1"/>
         </w:rPr>
         <w:t xml:space="preserve">David de Roode:</w:t>
@@ -6075,8 +6074,8 @@
       </w:r>
       <w:r>
         <w:rPr>
-          <w:b w:val="true"/>
-          <w:bCs w:val="true"/>
+          <w:b/>
+          <w:bCs/>
           <w:color w:val="583E31"/>
         </w:rPr>
         <w:t xml:space="preserve">Jackson Wise:</w:t>
@@ -6109,8 +6108,8 @@
       </w:r>
       <w:r>
         <w:rPr>
-          <w:b w:val="true"/>
-          <w:bCs w:val="true"/>
+          <w:b/>
+          <w:bCs/>
           <w:color w:val="9C5DE1"/>
         </w:rPr>
         <w:t xml:space="preserve">David de Roode:</w:t>
@@ -6134,8 +6133,8 @@
       </w:r>
       <w:r>
         <w:rPr>
-          <w:b w:val="true"/>
-          <w:bCs w:val="true"/>
+          <w:b/>
+          <w:bCs/>
           <w:color w:val="9C5DE1"/>
         </w:rPr>
         <w:t xml:space="preserve">David de Roode:</w:t>
@@ -6159,8 +6158,8 @@
       </w:r>
       <w:r>
         <w:rPr>
-          <w:b w:val="true"/>
-          <w:bCs w:val="true"/>
+          <w:b/>
+          <w:bCs/>
           <w:color w:val="9C5DE1"/>
         </w:rPr>
         <w:t xml:space="preserve">David de Roode:</w:t>
@@ -6184,8 +6183,8 @@
       </w:r>
       <w:r>
         <w:rPr>
-          <w:b w:val="true"/>
-          <w:bCs w:val="true"/>
+          <w:b/>
+          <w:bCs/>
           <w:color w:val="583E31"/>
         </w:rPr>
         <w:t xml:space="preserve">Jackson Wise:</w:t>
@@ -6209,8 +6208,8 @@
       </w:r>
       <w:r>
         <w:rPr>
-          <w:b w:val="true"/>
-          <w:bCs w:val="true"/>
+          <w:b/>
+          <w:bCs/>
           <w:color w:val="9C5DE1"/>
         </w:rPr>
         <w:t xml:space="preserve">David de Roode:</w:t>
@@ -6234,8 +6233,8 @@
       </w:r>
       <w:r>
         <w:rPr>
-          <w:b w:val="true"/>
-          <w:bCs w:val="true"/>
+          <w:b/>
+          <w:bCs/>
           <w:color w:val="9C5DE1"/>
         </w:rPr>
         <w:t xml:space="preserve">David de Roode:</w:t>
@@ -6268,8 +6267,8 @@
       </w:r>
       <w:r>
         <w:rPr>
-          <w:b w:val="true"/>
-          <w:bCs w:val="true"/>
+          <w:b/>
+          <w:bCs/>
           <w:color w:val="583E31"/>
         </w:rPr>
         <w:t xml:space="preserve">Jackson Wise:</w:t>
@@ -6293,8 +6292,8 @@
       </w:r>
       <w:r>
         <w:rPr>
-          <w:b w:val="true"/>
-          <w:bCs w:val="true"/>
+          <w:b/>
+          <w:bCs/>
           <w:color w:val="9C5DE1"/>
         </w:rPr>
         <w:t xml:space="preserve">David de Roode:</w:t>
@@ -6318,8 +6317,8 @@
       </w:r>
       <w:r>
         <w:rPr>
-          <w:b w:val="true"/>
-          <w:bCs w:val="true"/>
+          <w:b/>
+          <w:bCs/>
           <w:color w:val="583E31"/>
         </w:rPr>
         <w:t xml:space="preserve">Jackson Wise:</w:t>
@@ -6343,8 +6342,8 @@
       </w:r>
       <w:r>
         <w:rPr>
-          <w:b w:val="true"/>
-          <w:bCs w:val="true"/>
+          <w:b/>
+          <w:bCs/>
           <w:color w:val="583E31"/>
         </w:rPr>
         <w:t xml:space="preserve">Jackson Wise:</w:t>
@@ -6368,8 +6367,8 @@
       </w:r>
       <w:r>
         <w:rPr>
-          <w:b w:val="true"/>
-          <w:bCs w:val="true"/>
+          <w:b/>
+          <w:bCs/>
           <w:color w:val="583E31"/>
         </w:rPr>
         <w:t xml:space="preserve">Jackson Wise:</w:t>
@@ -6393,8 +6392,8 @@
       </w:r>
       <w:r>
         <w:rPr>
-          <w:b w:val="true"/>
-          <w:bCs w:val="true"/>
+          <w:b/>
+          <w:bCs/>
           <w:color w:val="9C5DE1"/>
         </w:rPr>
         <w:t xml:space="preserve">David de Roode:</w:t>
@@ -6418,8 +6417,8 @@
       </w:r>
       <w:r>
         <w:rPr>
-          <w:b w:val="true"/>
-          <w:bCs w:val="true"/>
+          <w:b/>
+          <w:bCs/>
           <w:color w:val="DC7D3E"/>
         </w:rPr>
         <w:t xml:space="preserve">Victoria Beard Queen:</w:t>
@@ -6443,8 +6442,8 @@
       </w:r>
       <w:r>
         <w:rPr>
-          <w:b w:val="true"/>
-          <w:bCs w:val="true"/>
+          <w:b/>
+          <w:bCs/>
           <w:color w:val="9C5DE1"/>
         </w:rPr>
         <w:t xml:space="preserve">David de Roode:</w:t>
@@ -6468,8 +6467,8 @@
       </w:r>
       <w:r>
         <w:rPr>
-          <w:b w:val="true"/>
-          <w:bCs w:val="true"/>
+          <w:b/>
+          <w:bCs/>
           <w:color w:val="583E31"/>
         </w:rPr>
         <w:t xml:space="preserve">Jackson Wise:</w:t>
@@ -6493,8 +6492,8 @@
       </w:r>
       <w:r>
         <w:rPr>
-          <w:b w:val="true"/>
-          <w:bCs w:val="true"/>
+          <w:b/>
+          <w:bCs/>
           <w:color w:val="583E31"/>
         </w:rPr>
         <w:t xml:space="preserve">Jackson Wise:</w:t>
@@ -6518,8 +6517,8 @@
       </w:r>
       <w:r>
         <w:rPr>
-          <w:b w:val="true"/>
-          <w:bCs w:val="true"/>
+          <w:b/>
+          <w:bCs/>
           <w:color w:val="9C5DE1"/>
         </w:rPr>
         <w:t xml:space="preserve">David de Roode:</w:t>
@@ -6560,8 +6559,8 @@
       </w:r>
       <w:r>
         <w:rPr>
-          <w:b w:val="true"/>
-          <w:bCs w:val="true"/>
+          <w:b/>
+          <w:bCs/>
           <w:color w:val="583E31"/>
         </w:rPr>
         <w:t xml:space="preserve">Jackson Wise:</w:t>
@@ -6585,8 +6584,8 @@
       </w:r>
       <w:r>
         <w:rPr>
-          <w:b w:val="true"/>
-          <w:bCs w:val="true"/>
+          <w:b/>
+          <w:bCs/>
           <w:color w:val="583E31"/>
         </w:rPr>
         <w:t xml:space="preserve">Jackson Wise:</w:t>
@@ -6610,8 +6609,8 @@
       </w:r>
       <w:r>
         <w:rPr>
-          <w:b w:val="true"/>
-          <w:bCs w:val="true"/>
+          <w:b/>
+          <w:bCs/>
           <w:color w:val="DC7D3E"/>
         </w:rPr>
         <w:t xml:space="preserve">Victoria Beard Queen:</w:t>
@@ -6635,8 +6634,8 @@
       </w:r>
       <w:r>
         <w:rPr>
-          <w:b w:val="true"/>
-          <w:bCs w:val="true"/>
+          <w:b/>
+          <w:bCs/>
           <w:color w:val="583E31"/>
         </w:rPr>
         <w:t xml:space="preserve">Jackson Wise:</w:t>
@@ -6660,8 +6659,8 @@
       </w:r>
       <w:r>
         <w:rPr>
-          <w:b w:val="true"/>
-          <w:bCs w:val="true"/>
+          <w:b/>
+          <w:bCs/>
           <w:color w:val="583E31"/>
         </w:rPr>
         <w:t xml:space="preserve">Jackson Wise:</w:t>
@@ -6694,8 +6693,8 @@
       </w:r>
       <w:r>
         <w:rPr>
-          <w:b w:val="true"/>
-          <w:bCs w:val="true"/>
+          <w:b/>
+          <w:bCs/>
           <w:color w:val="9C5DE1"/>
         </w:rPr>
         <w:t xml:space="preserve">David de Roode:</w:t>
@@ -6719,8 +6718,8 @@
       </w:r>
       <w:r>
         <w:rPr>
-          <w:b w:val="true"/>
-          <w:bCs w:val="true"/>
+          <w:b/>
+          <w:bCs/>
           <w:color w:val="583E31"/>
         </w:rPr>
         <w:t xml:space="preserve">Jackson Wise:</w:t>
@@ -6744,8 +6743,8 @@
       </w:r>
       <w:r>
         <w:rPr>
-          <w:b w:val="true"/>
-          <w:bCs w:val="true"/>
+          <w:b/>
+          <w:bCs/>
           <w:color w:val="583E31"/>
         </w:rPr>
         <w:t xml:space="preserve">Jackson Wise:</w:t>
@@ -6769,8 +6768,8 @@
       </w:r>
       <w:r>
         <w:rPr>
-          <w:b w:val="true"/>
-          <w:bCs w:val="true"/>
+          <w:b/>
+          <w:bCs/>
           <w:color w:val="9C5DE1"/>
         </w:rPr>
         <w:t xml:space="preserve">David de Roode:</w:t>
@@ -6794,8 +6793,8 @@
       </w:r>
       <w:r>
         <w:rPr>
-          <w:b w:val="true"/>
-          <w:bCs w:val="true"/>
+          <w:b/>
+          <w:bCs/>
           <w:color w:val="9C5DE1"/>
         </w:rPr>
         <w:t xml:space="preserve">David de Roode:</w:t>
@@ -6828,8 +6827,8 @@
       </w:r>
       <w:r>
         <w:rPr>
-          <w:b w:val="true"/>
-          <w:bCs w:val="true"/>
+          <w:b/>
+          <w:bCs/>
           <w:color w:val="583E31"/>
         </w:rPr>
         <w:t xml:space="preserve">Jackson Wise:</w:t>
@@ -6853,8 +6852,8 @@
       </w:r>
       <w:r>
         <w:rPr>
-          <w:b w:val="true"/>
-          <w:bCs w:val="true"/>
+          <w:b/>
+          <w:bCs/>
           <w:color w:val="9C5DE1"/>
         </w:rPr>
         <w:t xml:space="preserve">David de Roode:</w:t>
@@ -6878,8 +6877,8 @@
       </w:r>
       <w:r>
         <w:rPr>
-          <w:b w:val="true"/>
-          <w:bCs w:val="true"/>
+          <w:b/>
+          <w:bCs/>
           <w:color w:val="583E31"/>
         </w:rPr>
         <w:t xml:space="preserve">Jackson Wise:</w:t>
@@ -6903,8 +6902,8 @@
       </w:r>
       <w:r>
         <w:rPr>
-          <w:b w:val="true"/>
-          <w:bCs w:val="true"/>
+          <w:b/>
+          <w:bCs/>
           <w:color w:val="9C5DE1"/>
         </w:rPr>
         <w:t xml:space="preserve">David de Roode:</w:t>
@@ -6928,8 +6927,8 @@
       </w:r>
       <w:r>
         <w:rPr>
-          <w:b w:val="true"/>
-          <w:bCs w:val="true"/>
+          <w:b/>
+          <w:bCs/>
           <w:color w:val="583E31"/>
         </w:rPr>
         <w:t xml:space="preserve">Jackson Wise:</w:t>
@@ -6953,8 +6952,8 @@
       </w:r>
       <w:r>
         <w:rPr>
-          <w:b w:val="true"/>
-          <w:bCs w:val="true"/>
+          <w:b/>
+          <w:bCs/>
           <w:color w:val="9C5DE1"/>
         </w:rPr>
         <w:t xml:space="preserve">David de Roode:</w:t>
@@ -6978,8 +6977,8 @@
       </w:r>
       <w:r>
         <w:rPr>
-          <w:b w:val="true"/>
-          <w:bCs w:val="true"/>
+          <w:b/>
+          <w:bCs/>
           <w:color w:val="9C5DE1"/>
         </w:rPr>
         <w:t xml:space="preserve">David de Roode:</w:t>
@@ -7003,8 +7002,8 @@
       </w:r>
       <w:r>
         <w:rPr>
-          <w:b w:val="true"/>
-          <w:bCs w:val="true"/>
+          <w:b/>
+          <w:bCs/>
           <w:color w:val="583E31"/>
         </w:rPr>
         <w:t xml:space="preserve">Jackson Wise:</w:t>
@@ -7028,8 +7027,8 @@
       </w:r>
       <w:r>
         <w:rPr>
-          <w:b w:val="true"/>
-          <w:bCs w:val="true"/>
+          <w:b/>
+          <w:bCs/>
           <w:color w:val="9C5DE1"/>
         </w:rPr>
         <w:t xml:space="preserve">David de Roode:</w:t>
@@ -7053,8 +7052,8 @@
       </w:r>
       <w:r>
         <w:rPr>
-          <w:b w:val="true"/>
-          <w:bCs w:val="true"/>
+          <w:b/>
+          <w:bCs/>
           <w:color w:val="583E31"/>
         </w:rPr>
         <w:t xml:space="preserve">Jackson Wise:</w:t>
@@ -7078,8 +7077,8 @@
       </w:r>
       <w:r>
         <w:rPr>
-          <w:b w:val="true"/>
-          <w:bCs w:val="true"/>
+          <w:b/>
+          <w:bCs/>
           <w:color w:val="DC7D3E"/>
         </w:rPr>
         <w:t xml:space="preserve">Victoria Beard Queen:</w:t>
@@ -7103,8 +7102,8 @@
       </w:r>
       <w:r>
         <w:rPr>
-          <w:b w:val="true"/>
-          <w:bCs w:val="true"/>
+          <w:b/>
+          <w:bCs/>
           <w:color w:val="583E31"/>
         </w:rPr>
         <w:t xml:space="preserve">Jackson Wise:</w:t>
@@ -7137,8 +7136,8 @@
       </w:r>
       <w:r>
         <w:rPr>
-          <w:b w:val="true"/>
-          <w:bCs w:val="true"/>
+          <w:b/>
+          <w:bCs/>
           <w:color w:val="DC7D3E"/>
         </w:rPr>
         <w:t xml:space="preserve">Victoria Beard Queen:</w:t>
@@ -7162,8 +7161,8 @@
       </w:r>
       <w:r>
         <w:rPr>
-          <w:b w:val="true"/>
-          <w:bCs w:val="true"/>
+          <w:b/>
+          <w:bCs/>
           <w:color w:val="583E31"/>
         </w:rPr>
         <w:t xml:space="preserve">Jackson Wise:</w:t>
@@ -7187,8 +7186,8 @@
       </w:r>
       <w:r>
         <w:rPr>
-          <w:b w:val="true"/>
-          <w:bCs w:val="true"/>
+          <w:b/>
+          <w:bCs/>
           <w:color w:val="583E31"/>
         </w:rPr>
         <w:t xml:space="preserve">Jackson Wise:</w:t>
@@ -7212,8 +7211,8 @@
       </w:r>
       <w:r>
         <w:rPr>
-          <w:b w:val="true"/>
-          <w:bCs w:val="true"/>
+          <w:b/>
+          <w:bCs/>
           <w:color w:val="583E31"/>
         </w:rPr>
         <w:t xml:space="preserve">Jackson Wise:</w:t>
@@ -7237,8 +7236,8 @@
       </w:r>
       <w:r>
         <w:rPr>
-          <w:b w:val="true"/>
-          <w:bCs w:val="true"/>
+          <w:b/>
+          <w:bCs/>
           <w:color w:val="9C5DE1"/>
         </w:rPr>
         <w:t xml:space="preserve">David de Roode:</w:t>
@@ -7262,8 +7261,8 @@
       </w:r>
       <w:r>
         <w:rPr>
-          <w:b w:val="true"/>
-          <w:bCs w:val="true"/>
+          <w:b/>
+          <w:bCs/>
           <w:color w:val="9C5DE1"/>
         </w:rPr>
         <w:t xml:space="preserve">David de Roode:</w:t>
@@ -7287,8 +7286,8 @@
       </w:r>
       <w:r>
         <w:rPr>
-          <w:b w:val="true"/>
-          <w:bCs w:val="true"/>
+          <w:b/>
+          <w:bCs/>
           <w:color w:val="DC7D3E"/>
         </w:rPr>
         <w:t xml:space="preserve">Victoria Beard Queen:</w:t>
@@ -7312,8 +7311,8 @@
       </w:r>
       <w:r>
         <w:rPr>
-          <w:b w:val="true"/>
-          <w:bCs w:val="true"/>
+          <w:b/>
+          <w:bCs/>
           <w:color w:val="9C5DE1"/>
         </w:rPr>
         <w:t xml:space="preserve">David de Roode:</w:t>
@@ -7337,8 +7336,8 @@
       </w:r>
       <w:r>
         <w:rPr>
-          <w:b w:val="true"/>
-          <w:bCs w:val="true"/>
+          <w:b/>
+          <w:bCs/>
           <w:color w:val="583E31"/>
         </w:rPr>
         <w:t xml:space="preserve">Jackson Wise:</w:t>
@@ -7371,8 +7370,8 @@
       </w:r>
       <w:r>
         <w:rPr>
-          <w:b w:val="true"/>
-          <w:bCs w:val="true"/>
+          <w:b/>
+          <w:bCs/>
           <w:color w:val="583E31"/>
         </w:rPr>
         <w:t xml:space="preserve">Jackson Wise:</w:t>
@@ -7396,8 +7395,8 @@
       </w:r>
       <w:r>
         <w:rPr>
-          <w:b w:val="true"/>
-          <w:bCs w:val="true"/>
+          <w:b/>
+          <w:bCs/>
           <w:color w:val="583E31"/>
         </w:rPr>
         <w:t xml:space="preserve">Jackson Wise:</w:t>
@@ -7421,8 +7420,8 @@
       </w:r>
       <w:r>
         <w:rPr>
-          <w:b w:val="true"/>
-          <w:bCs w:val="true"/>
+          <w:b/>
+          <w:bCs/>
           <w:color w:val="DC7D3E"/>
         </w:rPr>
         <w:t xml:space="preserve">Victoria Beard Queen:</w:t>
@@ -7446,8 +7445,8 @@
       </w:r>
       <w:r>
         <w:rPr>
-          <w:b w:val="true"/>
-          <w:bCs w:val="true"/>
+          <w:b/>
+          <w:bCs/>
           <w:color w:val="583E31"/>
         </w:rPr>
         <w:t xml:space="preserve">Jackson Wise:</w:t>
@@ -7471,8 +7470,8 @@
       </w:r>
       <w:r>
         <w:rPr>
-          <w:b w:val="true"/>
-          <w:bCs w:val="true"/>
+          <w:b/>
+          <w:bCs/>
           <w:color w:val="9C5DE1"/>
         </w:rPr>
         <w:t xml:space="preserve">David de Roode:</w:t>
@@ -7496,8 +7495,8 @@
       </w:r>
       <w:r>
         <w:rPr>
-          <w:b w:val="true"/>
-          <w:bCs w:val="true"/>
+          <w:b/>
+          <w:bCs/>
           <w:color w:val="583E31"/>
         </w:rPr>
         <w:t xml:space="preserve">Jackson Wise:</w:t>
@@ -7521,8 +7520,8 @@
       </w:r>
       <w:r>
         <w:rPr>
-          <w:b w:val="true"/>
-          <w:bCs w:val="true"/>
+          <w:b/>
+          <w:bCs/>
           <w:color w:val="DC7D3E"/>
         </w:rPr>
         <w:t xml:space="preserve">Victoria Beard Queen:</w:t>
@@ -7546,8 +7545,8 @@
       </w:r>
       <w:r>
         <w:rPr>
-          <w:b w:val="true"/>
-          <w:bCs w:val="true"/>
+          <w:b/>
+          <w:bCs/>
           <w:color w:val="9C5DE1"/>
         </w:rPr>
         <w:t xml:space="preserve">David de Roode:</w:t>
@@ -7571,8 +7570,8 @@
       </w:r>
       <w:r>
         <w:rPr>
-          <w:b w:val="true"/>
-          <w:bCs w:val="true"/>
+          <w:b/>
+          <w:bCs/>
           <w:color w:val="DC7D3E"/>
         </w:rPr>
         <w:t xml:space="preserve">Victoria Beard Queen:</w:t>
@@ -7605,8 +7604,8 @@
       </w:r>
       <w:r>
         <w:rPr>
-          <w:b w:val="true"/>
-          <w:bCs w:val="true"/>
+          <w:b/>
+          <w:bCs/>
           <w:color w:val="9C5DE1"/>
         </w:rPr>
         <w:t xml:space="preserve">David de Roode:</w:t>
@@ -7630,8 +7629,8 @@
       </w:r>
       <w:r>
         <w:rPr>
-          <w:b w:val="true"/>
-          <w:bCs w:val="true"/>
+          <w:b/>
+          <w:bCs/>
           <w:color w:val="DC7D3E"/>
         </w:rPr>
         <w:t xml:space="preserve">Victoria Beard Queen:</w:t>
@@ -7655,8 +7654,8 @@
       </w:r>
       <w:r>
         <w:rPr>
-          <w:b w:val="true"/>
-          <w:bCs w:val="true"/>
+          <w:b/>
+          <w:bCs/>
           <w:color w:val="583E31"/>
         </w:rPr>
         <w:t xml:space="preserve">Jackson Wise:</w:t>
@@ -7680,8 +7679,8 @@
       </w:r>
       <w:r>
         <w:rPr>
-          <w:b w:val="true"/>
-          <w:bCs w:val="true"/>
+          <w:b/>
+          <w:bCs/>
           <w:color w:val="583E31"/>
         </w:rPr>
         <w:t xml:space="preserve">Jackson Wise:</w:t>
@@ -7705,8 +7704,8 @@
       </w:r>
       <w:r>
         <w:rPr>
-          <w:b w:val="true"/>
-          <w:bCs w:val="true"/>
+          <w:b/>
+          <w:bCs/>
           <w:color w:val="DC7D3E"/>
         </w:rPr>
         <w:t xml:space="preserve">Victoria Beard Queen:</w:t>
@@ -7730,8 +7729,8 @@
       </w:r>
       <w:r>
         <w:rPr>
-          <w:b w:val="true"/>
-          <w:bCs w:val="true"/>
+          <w:b/>
+          <w:bCs/>
           <w:color w:val="9C5DE1"/>
         </w:rPr>
         <w:t xml:space="preserve">David de Roode:</w:t>
@@ -7755,8 +7754,8 @@
       </w:r>
       <w:r>
         <w:rPr>
-          <w:b w:val="true"/>
-          <w:bCs w:val="true"/>
+          <w:b/>
+          <w:bCs/>
           <w:color w:val="DC7D3E"/>
         </w:rPr>
         <w:t xml:space="preserve">Victoria Beard Queen:</w:t>
@@ -7780,8 +7779,8 @@
       </w:r>
       <w:r>
         <w:rPr>
-          <w:b w:val="true"/>
-          <w:bCs w:val="true"/>
+          <w:b/>
+          <w:bCs/>
           <w:color w:val="583E31"/>
         </w:rPr>
         <w:t xml:space="preserve">Jackson Wise:</w:t>
@@ -7792,13 +7791,53 @@
     </w:p>
     <w:sectPr>
       <w:pgSz w:w="11906" w:h="16838" w:orient="portrait"/>
-      <w:pgMar w:top="1440" w:right="1440" w:bottom="1440" w:left="1440" w:header="708" w:footer="708" w:gutter="0" w:mirrorMargins="false"/>
-      <w:cols w:space="708" w:num="1" w:sep="false"/>
+      <w:pgMar w:top="1440" w:right="1440" w:bottom="1440" w:left="1440" w:header="708" w:footer="708" w:gutter="0"/>
+      <w:pgNumType/>
       <w:docGrid w:linePitch="360"/>
-      <w:pgNumType/>
     </w:sectPr>
   </w:body>
 </w:document>
+</file>
+
+<file path=word/comments.xml><?xml version="1.0" encoding="utf-8"?>
+<w:comments xmlns:cx="http://schemas.microsoft.com/office/drawing/2014/chartex" xmlns:cx1="http://schemas.microsoft.com/office/drawing/2015/9/8/chartex" xmlns:cx2="http://schemas.microsoft.com/office/drawing/2015/10/21/chartex" xmlns:cx3="http://schemas.microsoft.com/office/drawing/2016/5/9/chartex" xmlns:cx4="http://schemas.microsoft.com/office/drawing/2016/5/10/chartex" xmlns:cx5="http://schemas.microsoft.com/office/drawing/2016/5/11/chartex" xmlns:cx6="http://schemas.microsoft.com/office/drawing/2016/5/12/chartex" xmlns:cx7="http://schemas.microsoft.com/office/drawing/2016/5/13/chartex" xmlns:cx8="http://schemas.microsoft.com/office/drawing/2016/5/14/chartex" xmlns:mc="http://schemas.openxmlformats.org/markup-compatibility/2006" xmlns:aink="http://schemas.microsoft.com/office/drawing/2016/ink" xmlns:am3d="http://schemas.microsoft.com/office/drawing/2017/model3d" xmlns:o="urn:schemas-microsoft-com:office:office" xmlns:r="http://schemas.openxmlformats.org/officeDocument/2006/relationships" xmlns:m="http://schemas.openxmlformats.org/officeDocument/2006/math" xmlns:v="urn:schemas-microsoft-com:vml" xmlns:wp14="http://schemas.microsoft.com/office/word/2010/wordprocessingDrawing" xmlns:wp="http://schemas.openxmlformats.org/drawingml/2006/wordprocessingDrawing" xmlns:w10="urn:schemas-microsoft-com:office:word" xmlns:w="http://schemas.openxmlformats.org/wordprocessingml/2006/main" xmlns:w14="http://schemas.microsoft.com/office/word/2010/wordml" xmlns:w15="http://schemas.microsoft.com/office/word/2012/wordml" xmlns:w16cex="http://schemas.microsoft.com/office/word/2018/wordml/cex" xmlns:w16cid="http://schemas.microsoft.com/office/word/2016/wordml/cid" xmlns:w16="http://schemas.microsoft.com/office/word/2018/wordml" xmlns:w16sdtdh="http://schemas.microsoft.com/office/word/2020/wordml/sdtdatahash" xmlns:w16se="http://schemas.microsoft.com/office/word/2015/wordml/symex" xmlns:wpg="http://schemas.microsoft.com/office/word/2010/wordprocessingGroup" xmlns:wpi="http://schemas.microsoft.com/office/word/2010/wordprocessingInk" xmlns:wne="http://schemas.microsoft.com/office/word/2006/wordml" xmlns:wps="http://schemas.microsoft.com/office/word/2010/wordprocessingShape"/>
+</file>
+
+<file path=word/endnotes.xml><?xml version="1.0" encoding="utf-8"?>
+<w:endnotes xmlns:wpc="http://schemas.microsoft.com/office/word/2010/wordprocessingCanvas" xmlns:mc="http://schemas.openxmlformats.org/markup-compatibility/2006" xmlns:o="urn:schemas-microsoft-com:office:office" xmlns:r="http://schemas.openxmlformats.org/officeDocument/2006/relationships" xmlns:m="http://schemas.openxmlformats.org/officeDocument/2006/math" xmlns:v="urn:schemas-microsoft-com:vml" xmlns:wp14="http://schemas.microsoft.com/office/word/2010/wordprocessingDrawing" xmlns:wp="http://schemas.openxmlformats.org/drawingml/2006/wordprocessingDrawing" xmlns:w10="urn:schemas-microsoft-com:office:word" xmlns:w="http://schemas.openxmlformats.org/wordprocessingml/2006/main" xmlns:w14="http://schemas.microsoft.com/office/word/2010/wordml" xmlns:w15="http://schemas.microsoft.com/office/word/2012/wordml" xmlns:wpg="http://schemas.microsoft.com/office/word/2010/wordprocessingGroup" xmlns:wpi="http://schemas.microsoft.com/office/word/2010/wordprocessingInk" xmlns:wne="http://schemas.microsoft.com/office/word/2006/wordml" xmlns:wps="http://schemas.microsoft.com/office/word/2010/wordprocessingShape" mc:Ignorable="w14 w15 wp14">
+  <w:endnote w:type="separator" w:id="-1">
+    <w:p>
+      <w:pPr>
+        <w:spacing w:after="0" w:line="240" w:lineRule="auto"/>
+      </w:pPr>
+      <w:r>
+        <w:rPr>
+          <w:rStyle w:val="EndnoteReference"/>
+        </w:rPr>
+        <w:endnoteRef/>
+      </w:r>
+      <w:r>
+        <w:separator/>
+      </w:r>
+    </w:p>
+  </w:endnote>
+  <w:endnote w:type="continuationSeparator" w:id="0">
+    <w:p>
+      <w:pPr>
+        <w:spacing w:after="0" w:line="240" w:lineRule="auto"/>
+      </w:pPr>
+      <w:r>
+        <w:rPr>
+          <w:rStyle w:val="EndnoteReference"/>
+        </w:rPr>
+        <w:endnoteRef/>
+      </w:r>
+      <w:r>
+        <w:continuationSeparator/>
+      </w:r>
+    </w:p>
+  </w:endnote>
+</w:endnotes>
 </file>
 
 <file path=word/footnotes.xml><?xml version="1.0" encoding="utf-8"?>
@@ -7840,92 +7879,92 @@
 
 <file path=word/numbering.xml><?xml version="1.0" encoding="utf-8"?>
 <w:numbering xmlns:wpc="http://schemas.microsoft.com/office/word/2010/wordprocessingCanvas" xmlns:mc="http://schemas.openxmlformats.org/markup-compatibility/2006" xmlns:o="urn:schemas-microsoft-com:office:office" xmlns:r="http://schemas.openxmlformats.org/officeDocument/2006/relationships" xmlns:m="http://schemas.openxmlformats.org/officeDocument/2006/math" xmlns:v="urn:schemas-microsoft-com:vml" xmlns:wp14="http://schemas.microsoft.com/office/word/2010/wordprocessingDrawing" xmlns:wp="http://schemas.openxmlformats.org/drawingml/2006/wordprocessingDrawing" xmlns:w10="urn:schemas-microsoft-com:office:word" xmlns:w="http://schemas.openxmlformats.org/wordprocessingml/2006/main" xmlns:w14="http://schemas.microsoft.com/office/word/2010/wordml" xmlns:w15="http://schemas.microsoft.com/office/word/2012/wordml" xmlns:wpg="http://schemas.microsoft.com/office/word/2010/wordprocessingGroup" xmlns:wpi="http://schemas.microsoft.com/office/word/2010/wordprocessingInk" xmlns:wne="http://schemas.microsoft.com/office/word/2006/wordml" xmlns:wps="http://schemas.microsoft.com/office/word/2010/wordprocessingShape" mc:Ignorable="w14 w15 wp14">
-  <w:abstractNum w:abstractNumId="6" w15:restartNumberingAfterBreak="0">
+  <w:abstractNum w:abstractNumId="1" w15:restartNumberingAfterBreak="0">
     <w:multiLevelType w:val="hybridMultilevel"/>
     <w:lvl w:ilvl="0" w15:tentative="1">
       <w:start w:val="1"/>
-      <w:lvlJc w:val="left"/>
       <w:numFmt w:val="bullet"/>
       <w:lvlText w:val="●"/>
+      <w:lvlJc w:val="left"/>
       <w:pPr>
         <w:ind w:left="720" w:hanging="360"/>
       </w:pPr>
     </w:lvl>
     <w:lvl w:ilvl="1" w15:tentative="1">
       <w:start w:val="1"/>
-      <w:lvlJc w:val="left"/>
       <w:numFmt w:val="bullet"/>
       <w:lvlText w:val="○"/>
+      <w:lvlJc w:val="left"/>
       <w:pPr>
         <w:ind w:left="1440" w:hanging="360"/>
       </w:pPr>
     </w:lvl>
     <w:lvl w:ilvl="2" w15:tentative="1">
       <w:start w:val="1"/>
-      <w:lvlJc w:val="left"/>
       <w:numFmt w:val="bullet"/>
       <w:lvlText w:val="■"/>
+      <w:lvlJc w:val="left"/>
       <w:pPr>
         <w:ind w:left="2160" w:hanging="360"/>
       </w:pPr>
     </w:lvl>
     <w:lvl w:ilvl="3" w15:tentative="1">
       <w:start w:val="1"/>
-      <w:lvlJc w:val="left"/>
       <w:numFmt w:val="bullet"/>
       <w:lvlText w:val="●"/>
+      <w:lvlJc w:val="left"/>
       <w:pPr>
         <w:ind w:left="2880" w:hanging="360"/>
       </w:pPr>
     </w:lvl>
     <w:lvl w:ilvl="4" w15:tentative="1">
       <w:start w:val="1"/>
-      <w:lvlJc w:val="left"/>
       <w:numFmt w:val="bullet"/>
       <w:lvlText w:val="○"/>
+      <w:lvlJc w:val="left"/>
       <w:pPr>
         <w:ind w:left="3600" w:hanging="360"/>
       </w:pPr>
     </w:lvl>
     <w:lvl w:ilvl="5" w15:tentative="1">
       <w:start w:val="1"/>
-      <w:lvlJc w:val="left"/>
       <w:numFmt w:val="bullet"/>
       <w:lvlText w:val="■"/>
+      <w:lvlJc w:val="left"/>
       <w:pPr>
         <w:ind w:left="4320" w:hanging="360"/>
       </w:pPr>
     </w:lvl>
     <w:lvl w:ilvl="6" w15:tentative="1">
       <w:start w:val="1"/>
-      <w:lvlJc w:val="left"/>
       <w:numFmt w:val="bullet"/>
       <w:lvlText w:val="●"/>
+      <w:lvlJc w:val="left"/>
       <w:pPr>
         <w:ind w:left="5040" w:hanging="360"/>
       </w:pPr>
     </w:lvl>
     <w:lvl w:ilvl="7" w15:tentative="1">
       <w:start w:val="1"/>
-      <w:lvlJc w:val="left"/>
       <w:numFmt w:val="bullet"/>
       <w:lvlText w:val="●"/>
+      <w:lvlJc w:val="left"/>
       <w:pPr>
         <w:ind w:left="5760" w:hanging="360"/>
       </w:pPr>
     </w:lvl>
     <w:lvl w:ilvl="8" w15:tentative="1">
       <w:start w:val="1"/>
-      <w:lvlJc w:val="left"/>
       <w:numFmt w:val="bullet"/>
       <w:lvlText w:val="●"/>
+      <w:lvlJc w:val="left"/>
       <w:pPr>
         <w:ind w:left="6480" w:hanging="360"/>
       </w:pPr>
     </w:lvl>
   </w:abstractNum>
-  <w:num w:numId="0">
-    <w:abstractNumId w:val="6"/>
+  <w:num w:numId="1">
+    <w:abstractNumId w:val="1"/>
     <w:lvlOverride w:ilvl="0">
       <w:startOverride w:val="1"/>
     </w:lvlOverride>
@@ -7941,94 +7980,94 @@
   </w:docDefaults>
   <w:style w:type="paragraph" w:styleId="Title">
     <w:name w:val="Title"/>
+    <w:basedOn w:val="Normal"/>
+    <w:next w:val="Normal"/>
+    <w:qFormat/>
     <w:pPr>
       <w:spacing w:after="260"/>
     </w:pPr>
     <w:rPr>
-      <w:b w:val="true"/>
-      <w:bCs w:val="true"/>
+      <w:b/>
+      <w:bCs/>
       <w:sz w:val="56"/>
       <w:szCs w:val="56"/>
     </w:rPr>
+  </w:style>
+  <w:style w:type="paragraph" w:styleId="Heading1">
+    <w:name w:val="Heading 1"/>
     <w:basedOn w:val="Normal"/>
     <w:next w:val="Normal"/>
     <w:qFormat/>
-  </w:style>
-  <w:style w:type="paragraph" w:styleId="Heading1">
-    <w:name w:val="Heading 1"/>
     <w:pPr>
-      <w:spacing w:before="120" w:after="260"/>
+      <w:spacing w:after="260" w:before="120"/>
     </w:pPr>
     <w:rPr>
-      <w:b w:val="true"/>
-      <w:bCs w:val="true"/>
+      <w:b/>
+      <w:bCs/>
       <w:sz w:val="48"/>
       <w:szCs w:val="48"/>
     </w:rPr>
+  </w:style>
+  <w:style w:type="paragraph" w:styleId="Heading2">
+    <w:name w:val="Heading 2"/>
     <w:basedOn w:val="Normal"/>
     <w:next w:val="Normal"/>
     <w:qFormat/>
-  </w:style>
-  <w:style w:type="paragraph" w:styleId="Heading2">
-    <w:name w:val="Heading 2"/>
     <w:rPr>
       <w:color w:val="2E74B5"/>
       <w:sz w:val="26"/>
       <w:szCs w:val="26"/>
     </w:rPr>
+  </w:style>
+  <w:style w:type="paragraph" w:styleId="Heading3">
+    <w:name w:val="Heading 3"/>
     <w:basedOn w:val="Normal"/>
     <w:next w:val="Normal"/>
     <w:qFormat/>
-  </w:style>
-  <w:style w:type="paragraph" w:styleId="Heading3">
-    <w:name w:val="Heading 3"/>
     <w:rPr>
       <w:color w:val="1F4D78"/>
       <w:sz w:val="24"/>
       <w:szCs w:val="24"/>
     </w:rPr>
+  </w:style>
+  <w:style w:type="paragraph" w:styleId="Heading4">
+    <w:name w:val="Heading 4"/>
     <w:basedOn w:val="Normal"/>
     <w:next w:val="Normal"/>
     <w:qFormat/>
-  </w:style>
-  <w:style w:type="paragraph" w:styleId="Heading4">
-    <w:name w:val="Heading 4"/>
     <w:rPr>
-      <w:i w:val="true"/>
-      <w:iCs w:val="true"/>
+      <w:i/>
+      <w:iCs/>
       <w:color w:val="2E74B5"/>
     </w:rPr>
+  </w:style>
+  <w:style w:type="paragraph" w:styleId="Heading5">
+    <w:name w:val="Heading 5"/>
     <w:basedOn w:val="Normal"/>
     <w:next w:val="Normal"/>
     <w:qFormat/>
-  </w:style>
-  <w:style w:type="paragraph" w:styleId="Heading5">
-    <w:name w:val="Heading 5"/>
     <w:rPr>
       <w:color w:val="2E74B5"/>
     </w:rPr>
+  </w:style>
+  <w:style w:type="paragraph" w:styleId="Heading6">
+    <w:name w:val="Heading 6"/>
     <w:basedOn w:val="Normal"/>
     <w:next w:val="Normal"/>
     <w:qFormat/>
-  </w:style>
-  <w:style w:type="paragraph" w:styleId="Heading6">
-    <w:name w:val="Heading 6"/>
     <w:rPr>
       <w:color w:val="1F4D78"/>
     </w:rPr>
+  </w:style>
+  <w:style w:type="paragraph" w:styleId="Strong">
+    <w:name w:val="Strong"/>
     <w:basedOn w:val="Normal"/>
     <w:next w:val="Normal"/>
     <w:qFormat/>
-  </w:style>
-  <w:style w:type="paragraph" w:styleId="Strong">
-    <w:name w:val="Strong"/>
     <w:rPr>
-      <w:b w:val="true"/>
-      <w:bCs w:val="true"/>
+      <w:b/>
+      <w:bCs/>
     </w:rPr>
-    <w:basedOn w:val="Normal"/>
-    <w:next w:val="Normal"/>
-    <w:qFormat/>
   </w:style>
   <w:style w:type="paragraph" w:styleId="ListParagraph">
     <w:name w:val="List Paragraph"/>
@@ -8037,26 +8076,31 @@
   </w:style>
   <w:style w:type="character" w:styleId="Hyperlink">
     <w:name w:val="Hyperlink"/>
-    <w:rPr>
-      <w:u w:val="single"/>
-      <w:color w:val="0563C1"/>
-    </w:rPr>
+    <w:basedOn w:val="DefaultParagraphFont"/>
     <w:uiPriority w:val="99"/>
     <w:unhideWhenUsed/>
-    <w:basedOn w:val="DefaultParagraphFont"/>
+    <w:rPr>
+      <w:color w:val="0563C1"/>
+      <w:u w:val="single"/>
+    </w:rPr>
   </w:style>
   <w:style w:type="character" w:styleId="FootnoteReference">
     <w:name w:val="footnote reference"/>
+    <w:basedOn w:val="DefaultParagraphFont"/>
+    <w:uiPriority w:val="99"/>
+    <w:semiHidden/>
+    <w:unhideWhenUsed/>
     <w:rPr>
       <w:vertAlign w:val="superscript"/>
     </w:rPr>
-    <w:uiPriority w:val="99"/>
-    <w:unhideWhenUsed/>
-    <w:basedOn w:val="DefaultParagraphFont"/>
-    <w:semiHidden/>
   </w:style>
   <w:style w:type="paragraph" w:styleId="FootnoteText">
     <w:name w:val="footnote text"/>
+    <w:basedOn w:val="Normal"/>
+    <w:link w:val="FootnoteTextChar"/>
+    <w:uiPriority w:val="99"/>
+    <w:semiHidden/>
+    <w:unhideWhenUsed/>
     <w:pPr>
       <w:spacing w:after="0" w:line="240" w:lineRule="auto"/>
     </w:pPr>
@@ -8064,23 +8108,55 @@
       <w:sz w:val="20"/>
       <w:szCs w:val="20"/>
     </w:rPr>
-    <w:basedOn w:val="Normal"/>
-    <w:link w:val="FootnoteTextChar"/>
-    <w:semiHidden/>
-    <w:uiPriority w:val="99"/>
-    <w:unhideWhenUsed/>
   </w:style>
   <w:style w:type="character" w:styleId="FootnoteTextChar">
     <w:name w:val="Footnote Text Char"/>
+    <w:basedOn w:val="DefaultParagraphFont"/>
+    <w:link w:val="FootnoteText"/>
+    <w:uiPriority w:val="99"/>
+    <w:semiHidden/>
+    <w:unhideWhenUsed/>
     <w:rPr>
       <w:sz w:val="20"/>
       <w:szCs w:val="20"/>
     </w:rPr>
+  </w:style>
+  <w:style w:type="character" w:styleId="EndnoteReference">
+    <w:name w:val="endnote reference"/>
+    <w:basedOn w:val="DefaultParagraphFont"/>
     <w:uiPriority w:val="99"/>
+    <w:semiHidden/>
     <w:unhideWhenUsed/>
+    <w:rPr>
+      <w:vertAlign w:val="superscript"/>
+    </w:rPr>
+  </w:style>
+  <w:style w:type="paragraph" w:styleId="EndnoteText">
+    <w:name w:val="endnote text"/>
+    <w:basedOn w:val="Normal"/>
+    <w:link w:val="EndnoteTextChar"/>
+    <w:uiPriority w:val="99"/>
+    <w:semiHidden/>
+    <w:unhideWhenUsed/>
+    <w:pPr>
+      <w:spacing w:after="0" w:line="240" w:lineRule="auto"/>
+    </w:pPr>
+    <w:rPr>
+      <w:sz w:val="20"/>
+      <w:szCs w:val="20"/>
+    </w:rPr>
+  </w:style>
+  <w:style w:type="character" w:styleId="EndnoteTextChar">
+    <w:name w:val="Endnote Text Char"/>
     <w:basedOn w:val="DefaultParagraphFont"/>
-    <w:link w:val="FootnoteText"/>
+    <w:link w:val="EndnoteText"/>
+    <w:uiPriority w:val="99"/>
     <w:semiHidden/>
+    <w:unhideWhenUsed/>
+    <w:rPr>
+      <w:sz w:val="20"/>
+      <w:szCs w:val="20"/>
+    </w:rPr>
   </w:style>
   <w:style w:type="paragraph" w:styleId="script">
     <w:name w:val="Script"/>
@@ -8096,8 +8172,8 @@
 </file>
 
 <file path=customXml/item1.xml><?xml version="1.0" encoding="utf-8"?>
-<ct:contentTypeSchema xmlns:ct="http://schemas.microsoft.com/office/2006/metadata/contentType" xmlns:ma="http://schemas.microsoft.com/office/2006/metadata/properties/metaAttributes" ct:_="" ma:_="" ma:contentTypeName="Document" ma:contentTypeID="0x0101009FA1A6C12D5787448B6C6587D08F2965" ma:contentTypeVersion="16" ma:contentTypeDescription="Create a new document." ma:contentTypeScope="" ma:versionID="f761e0c469cfbaff44f5778f0037afbe">
-  <xsd:schema xmlns:xsd="http://www.w3.org/2001/XMLSchema" xmlns:xs="http://www.w3.org/2001/XMLSchema" xmlns:p="http://schemas.microsoft.com/office/2006/metadata/properties" xmlns:ns2="3352e729-ef3a-4ad2-a915-07867a2cbda9" xmlns:ns3="afa60c69-e8fd-4ab1-8c56-0fe28cc4c33c" targetNamespace="http://schemas.microsoft.com/office/2006/metadata/properties" ma:root="true" ma:fieldsID="4112f99f01cfafd8b48e38df3bf566de" ns2:_="" ns3:_="">
+<ct:contentTypeSchema xmlns:ct="http://schemas.microsoft.com/office/2006/metadata/contentType" xmlns:ma="http://schemas.microsoft.com/office/2006/metadata/properties/metaAttributes" ct:_="" ma:_="" ma:contentTypeName="Document" ma:contentTypeID="0x0101009FA1A6C12D5787448B6C6587D08F2965" ma:contentTypeVersion="17" ma:contentTypeDescription="Create a new document." ma:contentTypeScope="" ma:versionID="f24f86ada7cafa22c6ab13bdb6555528">
+  <xsd:schema xmlns:xsd="http://www.w3.org/2001/XMLSchema" xmlns:xs="http://www.w3.org/2001/XMLSchema" xmlns:p="http://schemas.microsoft.com/office/2006/metadata/properties" xmlns:ns2="3352e729-ef3a-4ad2-a915-07867a2cbda9" xmlns:ns3="afa60c69-e8fd-4ab1-8c56-0fe28cc4c33c" targetNamespace="http://schemas.microsoft.com/office/2006/metadata/properties" ma:root="true" ma:fieldsID="7c8705d240f78acc5ebc3285b88b00f2" ns2:_="" ns3:_="">
     <xsd:import namespace="3352e729-ef3a-4ad2-a915-07867a2cbda9"/>
     <xsd:import namespace="afa60c69-e8fd-4ab1-8c56-0fe28cc4c33c"/>
     <xsd:element name="properties">
@@ -8121,6 +8197,7 @@
                 <xsd:element ref="ns3:MediaServiceLocation" minOccurs="0"/>
                 <xsd:element ref="ns3:Ready" minOccurs="0"/>
                 <xsd:element ref="ns3:MediaServiceSearchProperties" minOccurs="0"/>
+                <xsd:element ref="ns3:MediaServiceBillingMetadata" minOccurs="0"/>
               </xsd:all>
             </xsd:complexType>
           </xsd:element>
@@ -8232,6 +8309,11 @@
       </xsd:simpleType>
     </xsd:element>
     <xsd:element name="MediaServiceSearchProperties" ma:index="23" nillable="true" ma:displayName="MediaServiceSearchProperties" ma:hidden="true" ma:internalName="MediaServiceSearchProperties" ma:readOnly="true">
+      <xsd:simpleType>
+        <xsd:restriction base="dms:Note"/>
+      </xsd:simpleType>
+    </xsd:element>
+    <xsd:element name="MediaServiceBillingMetadata" ma:index="24" nillable="true" ma:displayName="MediaServiceBillingMetadata" ma:hidden="true" ma:internalName="MediaServiceBillingMetadata" ma:readOnly="true">
       <xsd:simpleType>
         <xsd:restriction base="dms:Note"/>
       </xsd:simpleType>
@@ -8348,23 +8430,23 @@
 <file path=customXml/item3.xml><?xml version="1.0" encoding="utf-8"?>
 <p:properties xmlns:p="http://schemas.microsoft.com/office/2006/metadata/properties" xmlns:xsi="http://www.w3.org/2001/XMLSchema-instance" xmlns:pc="http://schemas.microsoft.com/office/infopath/2007/PartnerControls">
   <documentManagement>
-    <TaxCatchAll xmlns="3352e729-ef3a-4ad2-a915-07867a2cbda9" xsi:nil="true"/>
     <lcf76f155ced4ddcb4097134ff3c332f xmlns="afa60c69-e8fd-4ab1-8c56-0fe28cc4c33c">
       <Terms xmlns="http://schemas.microsoft.com/office/infopath/2007/PartnerControls"/>
     </lcf76f155ced4ddcb4097134ff3c332f>
+    <TaxCatchAll xmlns="3352e729-ef3a-4ad2-a915-07867a2cbda9" xsi:nil="true"/>
     <Ready xmlns="afa60c69-e8fd-4ab1-8c56-0fe28cc4c33c">true</Ready>
   </documentManagement>
 </p:properties>
 </file>
 
 <file path=customXml/itemProps1.xml><?xml version="1.0" encoding="utf-8"?>
-<ds:datastoreItem xmlns:ds="http://schemas.openxmlformats.org/officeDocument/2006/customXml" ds:itemID="{28BABFEE-FC82-4F23-9438-D134F59D11DA}"/>
+<ds:datastoreItem xmlns:ds="http://schemas.openxmlformats.org/officeDocument/2006/customXml" ds:itemID="{90337658-8A84-44A5-A521-275A90AA8054}"/>
 </file>
 
 <file path=customXml/itemProps2.xml><?xml version="1.0" encoding="utf-8"?>
-<ds:datastoreItem xmlns:ds="http://schemas.openxmlformats.org/officeDocument/2006/customXml" ds:itemID="{7314A551-C88B-4EF9-A878-F6281F75F7C8}"/>
+<ds:datastoreItem xmlns:ds="http://schemas.openxmlformats.org/officeDocument/2006/customXml" ds:itemID="{5F251B14-0B9D-4E00-8C36-5D847ECC36BE}"/>
 </file>
 
 <file path=customXml/itemProps3.xml><?xml version="1.0" encoding="utf-8"?>
-<ds:datastoreItem xmlns:ds="http://schemas.openxmlformats.org/officeDocument/2006/customXml" ds:itemID="{C5B1347D-2D20-40CD-8D08-FBFFA4703609}"/>
+<ds:datastoreItem xmlns:ds="http://schemas.openxmlformats.org/officeDocument/2006/customXml" ds:itemID="{C42B9F88-BD5B-439B-88F7-5B896DCF3A8C}"/>
 </file>